--- a/Dokumente/Soll-Konzept.docx
+++ b/Dokumente/Soll-Konzept.docx
@@ -250,19 +250,24 @@
           <w:sz w:val="22"/>
           <w:szCs w:val="22"/>
         </w:rPr>
-        <w:t>Unterstützung gängiger Technologie-Stacks für typische Webanwendungen</w:t>
-      </w:r>
-    </w:p>
-    <w:p>
-      <w:pPr>
-        <w:pStyle w:val="StandardWeb"/>
-        <w:spacing w:after="240"/>
-        <w:rPr>
-          <w:rFonts w:ascii="Calibri" w:hAnsi="Calibri" w:cs="Calibri"/>
-          <w:sz w:val="22"/>
-          <w:szCs w:val="22"/>
-        </w:rPr>
-      </w:pPr>
+        <w:t>Unterstützung gängiger Technologie</w:t>
+      </w:r>
+      <w:r>
+        <w:rPr>
+          <w:rFonts w:ascii="Calibri" w:hAnsi="Calibri" w:cs="Calibri"/>
+          <w:sz w:val="22"/>
+          <w:szCs w:val="22"/>
+        </w:rPr>
+        <w:t>n</w:t>
+      </w:r>
+      <w:r>
+        <w:rPr>
+          <w:rFonts w:ascii="Calibri" w:hAnsi="Calibri" w:cs="Calibri"/>
+          <w:sz w:val="22"/>
+          <w:szCs w:val="22"/>
+        </w:rPr>
+        <w:t xml:space="preserve"> für typische Webanwendungen</w:t>
+      </w:r>
     </w:p>
     <w:p>
       <w:pPr>
@@ -307,7 +312,31 @@
           <w:sz w:val="22"/>
           <w:szCs w:val="22"/>
         </w:rPr>
-        <w:t>Entwicklung einer stabilen und benutzerfreundlichen CLI-Anwendung</w:t>
+        <w:t>Entwicklung eine</w:t>
+      </w:r>
+      <w:r>
+        <w:rPr>
+          <w:rFonts w:ascii="Calibri" w:hAnsi="Calibri" w:cs="Calibri"/>
+          <w:sz w:val="22"/>
+          <w:szCs w:val="22"/>
+        </w:rPr>
+        <w:t>s</w:t>
+      </w:r>
+      <w:r>
+        <w:rPr>
+          <w:rFonts w:ascii="Calibri" w:hAnsi="Calibri" w:cs="Calibri"/>
+          <w:sz w:val="22"/>
+          <w:szCs w:val="22"/>
+        </w:rPr>
+        <w:t xml:space="preserve"> stabilen und benutzerfreundlichen </w:t>
+      </w:r>
+      <w:r>
+        <w:rPr>
+          <w:rFonts w:ascii="Calibri" w:hAnsi="Calibri" w:cs="Calibri"/>
+          <w:sz w:val="22"/>
+          <w:szCs w:val="22"/>
+        </w:rPr>
+        <w:t>Prototyps</w:t>
       </w:r>
     </w:p>
     <w:p>
@@ -492,15 +521,13 @@
         <w:rPr>
           <w:rFonts w:ascii="Calibri" w:eastAsiaTheme="minorHAnsi" w:hAnsi="Calibri" w:cs="Calibri"/>
           <w:kern w:val="2"/>
+          <w:sz w:val="22"/>
+          <w:szCs w:val="22"/>
           <w:lang w:eastAsia="en-US"/>
           <w14:ligatures w14:val="standardContextual"/>
         </w:rPr>
       </w:pPr>
-    </w:p>
-    <w:p>
-      <w:pPr>
-        <w:pStyle w:val="StandardWeb"/>
-        <w:spacing w:after="240"/>
+      <w:r>
         <w:rPr>
           <w:rFonts w:ascii="Calibri" w:eastAsiaTheme="minorHAnsi" w:hAnsi="Calibri" w:cs="Calibri"/>
           <w:kern w:val="2"/>
@@ -509,43 +536,7 @@
           <w:lang w:eastAsia="en-US"/>
           <w14:ligatures w14:val="standardContextual"/>
         </w:rPr>
-      </w:pPr>
-      <w:r>
-        <w:rPr>
-          <w:rFonts w:ascii="Calibri" w:eastAsiaTheme="minorHAnsi" w:hAnsi="Calibri" w:cs="Calibri"/>
-          <w:kern w:val="2"/>
-          <w:sz w:val="22"/>
-          <w:szCs w:val="22"/>
-          <w:lang w:eastAsia="en-US"/>
-          <w14:ligatures w14:val="standardContextual"/>
-        </w:rPr>
-        <w:t xml:space="preserve">Primäre </w:t>
-      </w:r>
-      <w:proofErr w:type="spellStart"/>
-      <w:proofErr w:type="gramStart"/>
-      <w:r>
-        <w:rPr>
-          <w:rFonts w:ascii="Calibri" w:eastAsiaTheme="minorHAnsi" w:hAnsi="Calibri" w:cs="Calibri"/>
-          <w:kern w:val="2"/>
-          <w:sz w:val="22"/>
-          <w:szCs w:val="22"/>
-          <w:lang w:eastAsia="en-US"/>
-          <w14:ligatures w14:val="standardContextual"/>
-        </w:rPr>
-        <w:t>Nutzer:innen</w:t>
-      </w:r>
-      <w:proofErr w:type="spellEnd"/>
-      <w:proofErr w:type="gramEnd"/>
-      <w:r>
-        <w:rPr>
-          <w:rFonts w:ascii="Calibri" w:eastAsiaTheme="minorHAnsi" w:hAnsi="Calibri" w:cs="Calibri"/>
-          <w:kern w:val="2"/>
-          <w:sz w:val="22"/>
-          <w:szCs w:val="22"/>
-          <w:lang w:eastAsia="en-US"/>
-          <w14:ligatures w14:val="standardContextual"/>
-        </w:rPr>
-        <w:t>:</w:t>
+        <w:t>Primäre Nutzer:</w:t>
       </w:r>
     </w:p>
     <w:p>
@@ -565,8 +556,6 @@
           <w14:ligatures w14:val="standardContextual"/>
         </w:rPr>
       </w:pPr>
-      <w:proofErr w:type="spellStart"/>
-      <w:proofErr w:type="gramStart"/>
       <w:r>
         <w:rPr>
           <w:rFonts w:ascii="Calibri" w:eastAsiaTheme="minorHAnsi" w:hAnsi="Calibri" w:cs="Calibri"/>
@@ -576,20 +565,7 @@
           <w:lang w:eastAsia="en-US"/>
           <w14:ligatures w14:val="standardContextual"/>
         </w:rPr>
-        <w:t>Softwareentwickler:innen</w:t>
-      </w:r>
-      <w:proofErr w:type="spellEnd"/>
-      <w:proofErr w:type="gramEnd"/>
-      <w:r>
-        <w:rPr>
-          <w:rFonts w:ascii="Calibri" w:eastAsiaTheme="minorHAnsi" w:hAnsi="Calibri" w:cs="Calibri"/>
-          <w:kern w:val="2"/>
-          <w:sz w:val="22"/>
-          <w:szCs w:val="22"/>
-          <w:lang w:eastAsia="en-US"/>
-          <w14:ligatures w14:val="standardContextual"/>
-        </w:rPr>
-        <w:t>, die schnell eine standardisierte Entwicklungsumgebung aufsetzen möchten</w:t>
+        <w:t>Softwareentwickler, die schnell eine standardisierte Entwicklungsumgebung aufsetzen möchten</w:t>
       </w:r>
     </w:p>
     <w:p>
@@ -618,9 +594,13 @@
           <w:lang w:eastAsia="en-US"/>
           <w14:ligatures w14:val="standardContextual"/>
         </w:rPr>
-        <w:t>Studierende</w:t>
-      </w:r>
-      <w:r>
+        <w:t>Studierende und Auszubildende im IT-Bereich, die Projektstrukturen und moderne Technologien erlernen oder prototypisch einsetzen möchten</w:t>
+      </w:r>
+    </w:p>
+    <w:p>
+      <w:pPr>
+        <w:pStyle w:val="StandardWeb"/>
+        <w:spacing w:after="240"/>
         <w:rPr>
           <w:rFonts w:ascii="Calibri" w:eastAsiaTheme="minorHAnsi" w:hAnsi="Calibri" w:cs="Calibri"/>
           <w:kern w:val="2"/>
@@ -629,8 +609,7 @@
           <w:lang w:eastAsia="en-US"/>
           <w14:ligatures w14:val="standardContextual"/>
         </w:rPr>
-        <w:t xml:space="preserve"> und Auszubildende</w:t>
-      </w:r>
+      </w:pPr>
       <w:r>
         <w:rPr>
           <w:rFonts w:ascii="Calibri" w:eastAsiaTheme="minorHAnsi" w:hAnsi="Calibri" w:cs="Calibri"/>
@@ -640,147 +619,6 @@
           <w:lang w:eastAsia="en-US"/>
           <w14:ligatures w14:val="standardContextual"/>
         </w:rPr>
-        <w:t xml:space="preserve"> im IT-Bereich, die Projektstrukturen und moderne Technologien erlernen oder prototypisch einsetzen</w:t>
-      </w:r>
-      <w:r>
-        <w:rPr>
-          <w:rFonts w:ascii="Calibri" w:eastAsiaTheme="minorHAnsi" w:hAnsi="Calibri" w:cs="Calibri"/>
-          <w:kern w:val="2"/>
-          <w:sz w:val="22"/>
-          <w:szCs w:val="22"/>
-          <w:lang w:eastAsia="en-US"/>
-          <w14:ligatures w14:val="standardContextual"/>
-        </w:rPr>
-        <w:t xml:space="preserve"> möchten</w:t>
-      </w:r>
-    </w:p>
-    <w:p>
-      <w:pPr>
-        <w:pStyle w:val="StandardWeb"/>
-        <w:numPr>
-          <w:ilvl w:val="0"/>
-          <w:numId w:val="22"/>
-        </w:numPr>
-        <w:spacing w:after="240"/>
-        <w:rPr>
-          <w:rFonts w:ascii="Calibri" w:eastAsiaTheme="minorHAnsi" w:hAnsi="Calibri" w:cs="Calibri"/>
-          <w:kern w:val="2"/>
-          <w:sz w:val="22"/>
-          <w:szCs w:val="22"/>
-          <w:lang w:eastAsia="en-US"/>
-          <w14:ligatures w14:val="standardContextual"/>
-        </w:rPr>
-      </w:pPr>
-      <w:proofErr w:type="spellStart"/>
-      <w:proofErr w:type="gramStart"/>
-      <w:r>
-        <w:rPr>
-          <w:rFonts w:ascii="Calibri" w:eastAsiaTheme="minorHAnsi" w:hAnsi="Calibri" w:cs="Calibri"/>
-          <w:kern w:val="2"/>
-          <w:sz w:val="22"/>
-          <w:szCs w:val="22"/>
-          <w:lang w:eastAsia="en-US"/>
-          <w14:ligatures w14:val="standardContextual"/>
-        </w:rPr>
-        <w:t>Entwickler:innen</w:t>
-      </w:r>
-      <w:proofErr w:type="spellEnd"/>
-      <w:proofErr w:type="gramEnd"/>
-      <w:r>
-        <w:rPr>
-          <w:rFonts w:ascii="Calibri" w:eastAsiaTheme="minorHAnsi" w:hAnsi="Calibri" w:cs="Calibri"/>
-          <w:kern w:val="2"/>
-          <w:sz w:val="22"/>
-          <w:szCs w:val="22"/>
-          <w:lang w:eastAsia="en-US"/>
-          <w14:ligatures w14:val="standardContextual"/>
-        </w:rPr>
-        <w:t xml:space="preserve">, </w:t>
-      </w:r>
-      <w:proofErr w:type="gramStart"/>
-      <w:r>
-        <w:rPr>
-          <w:rFonts w:ascii="Calibri" w:eastAsiaTheme="minorHAnsi" w:hAnsi="Calibri" w:cs="Calibri"/>
-          <w:kern w:val="2"/>
-          <w:sz w:val="22"/>
-          <w:szCs w:val="22"/>
-          <w:lang w:eastAsia="en-US"/>
-          <w14:ligatures w14:val="standardContextual"/>
-        </w:rPr>
-        <w:t>der reproduzierbare Setups</w:t>
-      </w:r>
-      <w:proofErr w:type="gramEnd"/>
-      <w:r>
-        <w:rPr>
-          <w:rFonts w:ascii="Calibri" w:eastAsiaTheme="minorHAnsi" w:hAnsi="Calibri" w:cs="Calibri"/>
-          <w:kern w:val="2"/>
-          <w:sz w:val="22"/>
-          <w:szCs w:val="22"/>
-          <w:lang w:eastAsia="en-US"/>
-          <w14:ligatures w14:val="standardContextual"/>
-        </w:rPr>
-        <w:t xml:space="preserve"> für Projekte </w:t>
-      </w:r>
-      <w:r>
-        <w:rPr>
-          <w:rFonts w:ascii="Calibri" w:eastAsiaTheme="minorHAnsi" w:hAnsi="Calibri" w:cs="Calibri"/>
-          <w:kern w:val="2"/>
-          <w:sz w:val="22"/>
-          <w:szCs w:val="22"/>
-          <w:lang w:eastAsia="en-US"/>
-          <w14:ligatures w14:val="standardContextual"/>
-        </w:rPr>
-        <w:t xml:space="preserve">oder Tests </w:t>
-      </w:r>
-      <w:r>
-        <w:rPr>
-          <w:rFonts w:ascii="Calibri" w:eastAsiaTheme="minorHAnsi" w:hAnsi="Calibri" w:cs="Calibri"/>
-          <w:kern w:val="2"/>
-          <w:sz w:val="22"/>
-          <w:szCs w:val="22"/>
-          <w:lang w:eastAsia="en-US"/>
-          <w14:ligatures w14:val="standardContextual"/>
-        </w:rPr>
-        <w:t>benötigen</w:t>
-      </w:r>
-    </w:p>
-    <w:p>
-      <w:pPr>
-        <w:pStyle w:val="StandardWeb"/>
-        <w:spacing w:after="240"/>
-        <w:rPr>
-          <w:rFonts w:ascii="Calibri" w:eastAsiaTheme="minorHAnsi" w:hAnsi="Calibri" w:cs="Calibri"/>
-          <w:kern w:val="2"/>
-          <w:sz w:val="22"/>
-          <w:szCs w:val="22"/>
-          <w:lang w:eastAsia="en-US"/>
-          <w14:ligatures w14:val="standardContextual"/>
-        </w:rPr>
-      </w:pPr>
-    </w:p>
-    <w:p>
-      <w:pPr>
-        <w:pStyle w:val="StandardWeb"/>
-        <w:spacing w:after="240"/>
-        <w:rPr>
-          <w:rFonts w:ascii="Calibri" w:eastAsiaTheme="minorHAnsi" w:hAnsi="Calibri" w:cs="Calibri"/>
-          <w:kern w:val="2"/>
-          <w:sz w:val="22"/>
-          <w:szCs w:val="22"/>
-          <w:lang w:eastAsia="en-US"/>
-          <w14:ligatures w14:val="standardContextual"/>
-        </w:rPr>
-      </w:pPr>
-      <w:r>
-        <w:rPr>
-          <w:rFonts w:ascii="Calibri" w:eastAsiaTheme="minorHAnsi" w:hAnsi="Calibri" w:cs="Calibri"/>
-          <w:kern w:val="2"/>
-          <w:sz w:val="22"/>
-          <w:szCs w:val="22"/>
-          <w:lang w:eastAsia="en-US"/>
-          <w14:ligatures w14:val="standardContextual"/>
-        </w:rPr>
-        <w:lastRenderedPageBreak/>
         <w:t>Weitere Stakeholder:</w:t>
       </w:r>
     </w:p>
@@ -801,8 +639,6 @@
           <w14:ligatures w14:val="standardContextual"/>
         </w:rPr>
       </w:pPr>
-      <w:proofErr w:type="spellStart"/>
-      <w:proofErr w:type="gramStart"/>
       <w:r>
         <w:rPr>
           <w:rFonts w:ascii="Calibri" w:eastAsiaTheme="minorHAnsi" w:hAnsi="Calibri" w:cs="Calibri"/>
@@ -812,20 +648,7 @@
           <w:lang w:eastAsia="en-US"/>
           <w14:ligatures w14:val="standardContextual"/>
         </w:rPr>
-        <w:t>Prüfer:innen</w:t>
-      </w:r>
-      <w:proofErr w:type="spellEnd"/>
-      <w:proofErr w:type="gramEnd"/>
-      <w:r>
-        <w:rPr>
-          <w:rFonts w:ascii="Calibri" w:eastAsiaTheme="minorHAnsi" w:hAnsi="Calibri" w:cs="Calibri"/>
-          <w:kern w:val="2"/>
-          <w:sz w:val="22"/>
-          <w:szCs w:val="22"/>
-          <w:lang w:eastAsia="en-US"/>
-          <w14:ligatures w14:val="standardContextual"/>
-        </w:rPr>
-        <w:t xml:space="preserve"> (z. B. im Rahmen einer Projektarbeit oder Abschlussprüfung), die die fachliche und technische Umsetzung bewerten</w:t>
+        <w:t>Prüfer die die fachliche und technische Umsetzung bewerten</w:t>
       </w:r>
     </w:p>
     <w:p>
@@ -837,6 +660,11 @@
         </w:numPr>
         <w:spacing w:after="240"/>
         <w:rPr>
+          <w:rFonts w:ascii="Calibri" w:hAnsi="Calibri" w:cs="Calibri"/>
+        </w:rPr>
+      </w:pPr>
+      <w:r>
+        <w:rPr>
           <w:rFonts w:ascii="Calibri" w:eastAsiaTheme="minorHAnsi" w:hAnsi="Calibri" w:cs="Calibri"/>
           <w:kern w:val="2"/>
           <w:sz w:val="22"/>
@@ -844,8 +672,8 @@
           <w:lang w:eastAsia="en-US"/>
           <w14:ligatures w14:val="standardContextual"/>
         </w:rPr>
-      </w:pPr>
-      <w:proofErr w:type="spellStart"/>
+        <w:t>Auftraggeber</w:t>
+      </w:r>
       <w:r>
         <w:rPr>
           <w:rFonts w:ascii="Calibri" w:eastAsiaTheme="minorHAnsi" w:hAnsi="Calibri" w:cs="Calibri"/>
@@ -855,9 +683,8 @@
           <w:lang w:eastAsia="en-US"/>
           <w14:ligatures w14:val="standardContextual"/>
         </w:rPr>
-        <w:t>Auftraggeber:in</w:t>
-      </w:r>
-      <w:proofErr w:type="spellEnd"/>
+        <w:t xml:space="preserve"> bzw</w:t>
+      </w:r>
       <w:r>
         <w:rPr>
           <w:rFonts w:ascii="Calibri" w:eastAsiaTheme="minorHAnsi" w:hAnsi="Calibri" w:cs="Calibri"/>
@@ -867,9 +694,8 @@
           <w:lang w:eastAsia="en-US"/>
           <w14:ligatures w14:val="standardContextual"/>
         </w:rPr>
-        <w:t xml:space="preserve"> </w:t>
-      </w:r>
-      <w:proofErr w:type="spellStart"/>
+        <w:t>.</w:t>
+      </w:r>
       <w:r>
         <w:rPr>
           <w:rFonts w:ascii="Calibri" w:eastAsiaTheme="minorHAnsi" w:hAnsi="Calibri" w:cs="Calibri"/>
@@ -879,9 +705,8 @@
           <w:lang w:eastAsia="en-US"/>
           <w14:ligatures w14:val="standardContextual"/>
         </w:rPr>
-        <w:t>bzw</w:t>
-      </w:r>
-      <w:proofErr w:type="spellEnd"/>
+        <w:t xml:space="preserve"> Projektbetreuer</w:t>
+      </w:r>
       <w:r>
         <w:rPr>
           <w:rFonts w:ascii="Calibri" w:eastAsiaTheme="minorHAnsi" w:hAnsi="Calibri" w:cs="Calibri"/>
@@ -891,7 +716,7 @@
           <w:lang w:eastAsia="en-US"/>
           <w14:ligatures w14:val="standardContextual"/>
         </w:rPr>
-        <w:t xml:space="preserve"> Projektbetreuer</w:t>
+        <w:t>,</w:t>
       </w:r>
       <w:r>
         <w:rPr>
@@ -902,7 +727,7 @@
           <w:lang w:eastAsia="en-US"/>
           <w14:ligatures w14:val="standardContextual"/>
         </w:rPr>
-        <w:t>,</w:t>
+        <w:t xml:space="preserve"> </w:t>
       </w:r>
       <w:r>
         <w:rPr>
@@ -913,7 +738,7 @@
           <w:lang w:eastAsia="en-US"/>
           <w14:ligatures w14:val="standardContextual"/>
         </w:rPr>
-        <w:t xml:space="preserve"> </w:t>
+        <w:t>die die Anforderungen definiert und die Abnahme durchführt</w:t>
       </w:r>
       <w:r>
         <w:rPr>
@@ -924,7 +749,7 @@
           <w:lang w:eastAsia="en-US"/>
           <w14:ligatures w14:val="standardContextual"/>
         </w:rPr>
-        <w:t>die die Anforderungen definiert und die Abnahme durchführt</w:t>
+        <w:t xml:space="preserve"> und </w:t>
       </w:r>
       <w:r>
         <w:rPr>
@@ -935,39 +760,15 @@
           <w:lang w:eastAsia="en-US"/>
           <w14:ligatures w14:val="standardContextual"/>
         </w:rPr>
-        <w:t xml:space="preserve"> und </w:t>
-      </w:r>
-      <w:r>
-        <w:rPr>
-          <w:rFonts w:ascii="Calibri" w:eastAsiaTheme="minorHAnsi" w:hAnsi="Calibri" w:cs="Calibri"/>
-          <w:kern w:val="2"/>
-          <w:sz w:val="22"/>
-          <w:szCs w:val="22"/>
-          <w:lang w:eastAsia="en-US"/>
-          <w14:ligatures w14:val="standardContextual"/>
-        </w:rPr>
-        <w:t>die das Projekt begleiten und fachliches Feedback geben</w:t>
-      </w:r>
-      <w:r>
-        <w:rPr>
-          <w:rFonts w:ascii="Calibri" w:hAnsi="Calibri" w:cs="Calibri"/>
-          <w:sz w:val="22"/>
-          <w:szCs w:val="22"/>
-        </w:rPr>
-        <w:t> </w:t>
+        <w:t>die das Projekt begleiten</w:t>
       </w:r>
     </w:p>
     <w:p>
       <w:pPr>
         <w:pStyle w:val="berschrift3"/>
-        <w:rPr>
-          <w:rFonts w:ascii="Calibri" w:hAnsi="Calibri" w:cs="Calibri"/>
-        </w:rPr>
-      </w:pPr>
-      <w:r>
-        <w:rPr>
-          <w:rFonts w:ascii="Calibri" w:hAnsi="Calibri" w:cs="Calibri"/>
-        </w:rPr>
+      </w:pPr>
+      <w:r>
+        <w:lastRenderedPageBreak/>
         <w:t>1.3 Projektumfang</w:t>
       </w:r>
     </w:p>
@@ -987,25 +788,7 @@
           <w:sz w:val="22"/>
           <w:szCs w:val="22"/>
         </w:rPr>
-        <w:t>Im Projekt enthalten (In-</w:t>
-      </w:r>
-      <w:proofErr w:type="spellStart"/>
-      <w:r>
-        <w:rPr>
-          <w:rFonts w:ascii="Calibri" w:hAnsi="Calibri" w:cs="Calibri"/>
-          <w:sz w:val="22"/>
-          <w:szCs w:val="22"/>
-        </w:rPr>
-        <w:t>Scope</w:t>
-      </w:r>
-      <w:proofErr w:type="spellEnd"/>
-      <w:r>
-        <w:rPr>
-          <w:rFonts w:ascii="Calibri" w:hAnsi="Calibri" w:cs="Calibri"/>
-          <w:sz w:val="22"/>
-          <w:szCs w:val="22"/>
-        </w:rPr>
-        <w:t>):</w:t>
+        <w:t>Im Projekt enthalten:</w:t>
       </w:r>
     </w:p>
     <w:p>
@@ -1455,20 +1238,6 @@
         </w:rPr>
         <w:t>Technische Rahmenbedingungen:</w:t>
       </w:r>
-    </w:p>
-    <w:p>
-      <w:pPr>
-        <w:pStyle w:val="StandardWeb"/>
-        <w:spacing w:after="240"/>
-        <w:rPr>
-          <w:rFonts w:ascii="Calibri" w:eastAsiaTheme="minorHAnsi" w:hAnsi="Calibri" w:cs="Calibri"/>
-          <w:kern w:val="2"/>
-          <w:sz w:val="22"/>
-          <w:szCs w:val="22"/>
-          <w:lang w:eastAsia="en-US"/>
-          <w14:ligatures w14:val="standardContextual"/>
-        </w:rPr>
-      </w:pPr>
     </w:p>
     <w:p>
       <w:pPr>
@@ -1723,11 +1492,7 @@
           <w14:ligatures w14:val="standardContextual"/>
         </w:rPr>
       </w:pPr>
-    </w:p>
-    <w:p>
-      <w:pPr>
-        <w:pStyle w:val="StandardWeb"/>
-        <w:spacing w:after="240"/>
+      <w:r>
         <w:rPr>
           <w:rFonts w:ascii="Calibri" w:eastAsiaTheme="minorHAnsi" w:hAnsi="Calibri" w:cs="Calibri"/>
           <w:kern w:val="2"/>
@@ -1736,17 +1501,6 @@
           <w:lang w:eastAsia="en-US"/>
           <w14:ligatures w14:val="standardContextual"/>
         </w:rPr>
-      </w:pPr>
-      <w:r>
-        <w:rPr>
-          <w:rFonts w:ascii="Calibri" w:eastAsiaTheme="minorHAnsi" w:hAnsi="Calibri" w:cs="Calibri"/>
-          <w:kern w:val="2"/>
-          <w:sz w:val="22"/>
-          <w:szCs w:val="22"/>
-          <w:lang w:eastAsia="en-US"/>
-          <w14:ligatures w14:val="standardContextual"/>
-        </w:rPr>
-        <w:lastRenderedPageBreak/>
         <w:t>Zeitliche und organisatorische Rahmenbedingungen:</w:t>
       </w:r>
     </w:p>
@@ -1882,40 +1636,7 @@
           <w:lang w:eastAsia="en-US"/>
           <w14:ligatures w14:val="standardContextual"/>
         </w:rPr>
-        <w:t xml:space="preserve"> Projektbetreuern </w:t>
-      </w:r>
-      <w:r>
-        <w:rPr>
-          <w:rFonts w:ascii="Calibri" w:eastAsiaTheme="minorHAnsi" w:hAnsi="Calibri" w:cs="Calibri"/>
-          <w:kern w:val="2"/>
-          <w:sz w:val="22"/>
-          <w:szCs w:val="22"/>
-          <w:lang w:eastAsia="en-US"/>
-          <w14:ligatures w14:val="standardContextual"/>
-        </w:rPr>
-        <w:t xml:space="preserve">die gleichzeitig auch die </w:t>
-      </w:r>
-      <w:r>
-        <w:rPr>
-          <w:rFonts w:ascii="Calibri" w:eastAsiaTheme="minorHAnsi" w:hAnsi="Calibri" w:cs="Calibri"/>
-          <w:kern w:val="2"/>
-          <w:sz w:val="22"/>
-          <w:szCs w:val="22"/>
-          <w:lang w:eastAsia="en-US"/>
-          <w14:ligatures w14:val="standardContextual"/>
-        </w:rPr>
-        <w:t>Auftraggeber</w:t>
-      </w:r>
-      <w:r>
-        <w:rPr>
-          <w:rFonts w:ascii="Calibri" w:eastAsiaTheme="minorHAnsi" w:hAnsi="Calibri" w:cs="Calibri"/>
-          <w:kern w:val="2"/>
-          <w:sz w:val="22"/>
-          <w:szCs w:val="22"/>
-          <w:lang w:eastAsia="en-US"/>
-          <w14:ligatures w14:val="standardContextual"/>
-        </w:rPr>
-        <w:t xml:space="preserve"> sind</w:t>
+        <w:t xml:space="preserve"> Projektbetreuern die gleichzeitig auch die Auftraggeber sind</w:t>
       </w:r>
     </w:p>
     <w:p>
@@ -1959,6 +1680,7 @@
         <w:rPr>
           <w:rFonts w:ascii="Calibri" w:hAnsi="Calibri" w:cs="Calibri"/>
         </w:rPr>
+        <w:lastRenderedPageBreak/>
         <w:t xml:space="preserve">2. Fachliches Soll-Konzept </w:t>
       </w:r>
     </w:p>
@@ -2074,19 +1796,7 @@
         <w:rPr>
           <w:rFonts w:ascii="Calibri" w:hAnsi="Calibri" w:cs="Calibri"/>
         </w:rPr>
-        <w:t xml:space="preserve"> </w:t>
-      </w:r>
-      <w:r>
-        <w:rPr>
-          <w:rFonts w:ascii="Calibri" w:hAnsi="Calibri" w:cs="Calibri"/>
-        </w:rPr>
-        <w:t>/</w:t>
-      </w:r>
-      <w:r>
-        <w:rPr>
-          <w:rFonts w:ascii="Calibri" w:hAnsi="Calibri" w:cs="Calibri"/>
-        </w:rPr>
-        <w:t xml:space="preserve"> </w:t>
+        <w:t xml:space="preserve"> / </w:t>
       </w:r>
       <w:proofErr w:type="spellStart"/>
       <w:proofErr w:type="gramStart"/>
@@ -2426,7 +2136,6 @@
         <w:rPr>
           <w:rFonts w:ascii="Calibri" w:hAnsi="Calibri" w:cs="Calibri"/>
         </w:rPr>
-        <w:lastRenderedPageBreak/>
         <w:t>Beschreibung:</w:t>
       </w:r>
     </w:p>
@@ -2526,6 +2235,7 @@
         <w:rPr>
           <w:rFonts w:ascii="Calibri" w:hAnsi="Calibri" w:cs="Calibri"/>
         </w:rPr>
+        <w:lastRenderedPageBreak/>
         <w:t xml:space="preserve">2. </w:t>
       </w:r>
       <w:proofErr w:type="spellStart"/>
@@ -2604,26 +2314,12 @@
     </w:p>
     <w:p>
       <w:pPr>
-        <w:spacing w:before="100" w:beforeAutospacing="1" w:after="100" w:afterAutospacing="1" w:line="240" w:lineRule="auto"/>
-        <w:rPr>
-          <w:rFonts w:ascii="Calibri" w:hAnsi="Calibri" w:cs="Calibri"/>
-        </w:rPr>
-      </w:pPr>
-    </w:p>
-    <w:p>
-      <w:pPr>
         <w:pStyle w:val="StandardWeb"/>
         <w:spacing w:after="240" w:afterAutospacing="0"/>
         <w:rPr>
           <w:rFonts w:ascii="Calibri" w:hAnsi="Calibri" w:cs="Calibri"/>
         </w:rPr>
       </w:pPr>
-      <w:r>
-        <w:rPr>
-          <w:rFonts w:ascii="Calibri" w:hAnsi="Calibri" w:cs="Calibri"/>
-        </w:rPr>
-        <w:t> </w:t>
-      </w:r>
     </w:p>
     <w:p>
       <w:pPr>
@@ -2636,7 +2332,7 @@
         <w:rPr>
           <w:rFonts w:ascii="Calibri" w:hAnsi="Calibri" w:cs="Calibri"/>
         </w:rPr>
-        <w:t>2.2 Nutzerfluss (Happy Path)</w:t>
+        <w:t>2.2 Nutzerfluss</w:t>
       </w:r>
     </w:p>
     <w:p>
@@ -3114,11 +2810,9 @@
         <w:rPr>
           <w:rFonts w:ascii="Calibri" w:hAnsi="Calibri" w:cs="Calibri"/>
         </w:rPr>
-        <w:lastRenderedPageBreak/>
         <w:t>2.3 Eingaben</w:t>
       </w:r>
     </w:p>
-    <w:p/>
     <w:p>
       <w:pPr>
         <w:pStyle w:val="Listenabsatz"/>
@@ -3152,19 +2846,8 @@
         <w:rPr>
           <w:rFonts w:ascii="Calibri" w:hAnsi="Calibri" w:cs="Calibri"/>
         </w:rPr>
-        <w:t xml:space="preserve">Schrittweise Auswahl der Technologie für Frontend, Backend, </w:t>
-      </w:r>
-      <w:r>
-        <w:rPr>
-          <w:rFonts w:ascii="Calibri" w:hAnsi="Calibri" w:cs="Calibri"/>
-        </w:rPr>
-        <w:t>Datenbank</w:t>
-      </w:r>
-    </w:p>
-    <w:p>
-      <w:pPr>
-        <w:pStyle w:val="Listenabsatz"/>
-      </w:pPr>
+        <w:t>Schrittweise Auswahl der Technologie für Frontend, Backend, Datenbank</w:t>
+      </w:r>
     </w:p>
     <w:p>
       <w:pPr>
@@ -3179,15 +2862,6 @@
         </w:rPr>
         <w:t>2.4 Ausgaben und Artefakte</w:t>
       </w:r>
-    </w:p>
-    <w:p>
-      <w:pPr>
-        <w:pStyle w:val="StandardWeb"/>
-        <w:spacing w:after="240" w:afterAutospacing="0"/>
-        <w:rPr>
-          <w:rFonts w:ascii="Calibri" w:hAnsi="Calibri" w:cs="Calibri"/>
-        </w:rPr>
-      </w:pPr>
     </w:p>
     <w:p>
       <w:pPr>
@@ -3307,19 +2981,9 @@
           <w:sz w:val="22"/>
           <w:szCs w:val="22"/>
         </w:rPr>
+        <w:lastRenderedPageBreak/>
         <w:t>Konfigurationsdateien im Projektverzeichnis</w:t>
       </w:r>
-    </w:p>
-    <w:p>
-      <w:pPr>
-        <w:pStyle w:val="StandardWeb"/>
-        <w:spacing w:after="240" w:afterAutospacing="0"/>
-        <w:rPr>
-          <w:rFonts w:ascii="Calibri" w:hAnsi="Calibri" w:cs="Calibri"/>
-          <w:sz w:val="22"/>
-          <w:szCs w:val="22"/>
-        </w:rPr>
-      </w:pPr>
     </w:p>
     <w:p>
       <w:pPr>
@@ -3398,17 +3062,6 @@
           <w:szCs w:val="22"/>
         </w:rPr>
       </w:pPr>
-    </w:p>
-    <w:p>
-      <w:pPr>
-        <w:pStyle w:val="StandardWeb"/>
-        <w:spacing w:after="240" w:afterAutospacing="0"/>
-        <w:rPr>
-          <w:rFonts w:ascii="Calibri" w:hAnsi="Calibri" w:cs="Calibri"/>
-          <w:sz w:val="22"/>
-          <w:szCs w:val="22"/>
-        </w:rPr>
-      </w:pPr>
       <w:r>
         <w:rPr>
           <w:rFonts w:ascii="Calibri" w:hAnsi="Calibri" w:cs="Calibri"/>
@@ -3484,17 +3137,6 @@
           <w:szCs w:val="22"/>
         </w:rPr>
       </w:pPr>
-    </w:p>
-    <w:p>
-      <w:pPr>
-        <w:pStyle w:val="StandardWeb"/>
-        <w:spacing w:after="240" w:afterAutospacing="0"/>
-        <w:rPr>
-          <w:rFonts w:ascii="Calibri" w:hAnsi="Calibri" w:cs="Calibri"/>
-          <w:sz w:val="22"/>
-          <w:szCs w:val="22"/>
-        </w:rPr>
-      </w:pPr>
       <w:r>
         <w:rPr>
           <w:rFonts w:ascii="Calibri" w:hAnsi="Calibri" w:cs="Calibri"/>
@@ -3524,23 +3166,7 @@
           <w:sz w:val="22"/>
           <w:szCs w:val="22"/>
         </w:rPr>
-        <w:t>(</w:t>
-      </w:r>
-      <w:r>
-        <w:rPr>
-          <w:rFonts w:ascii="Calibri" w:hAnsi="Calibri" w:cs="Calibri"/>
-          <w:sz w:val="22"/>
-          <w:szCs w:val="22"/>
-        </w:rPr>
-        <w:t>Fortschrittsanzeigen während der Generierung</w:t>
-      </w:r>
-      <w:r>
-        <w:rPr>
-          <w:rFonts w:ascii="Calibri" w:hAnsi="Calibri" w:cs="Calibri"/>
-          <w:sz w:val="22"/>
-          <w:szCs w:val="22"/>
-        </w:rPr>
-        <w:t>)</w:t>
+        <w:t>Zusammenfassung der gewählten Konfiguration</w:t>
       </w:r>
     </w:p>
     <w:p>
@@ -3563,7 +3189,7 @@
           <w:sz w:val="22"/>
           <w:szCs w:val="22"/>
         </w:rPr>
-        <w:t>Zusammenfassung der gewählten Konfiguration</w:t>
+        <w:t>Hinweise zu Start und Nutzung</w:t>
       </w:r>
     </w:p>
     <w:p>
@@ -3586,43 +3212,11 @@
           <w:sz w:val="22"/>
           <w:szCs w:val="22"/>
         </w:rPr>
-        <w:t>Hinweise zu Start und Nutzung</w:t>
-      </w:r>
-    </w:p>
-    <w:p>
-      <w:pPr>
-        <w:pStyle w:val="StandardWeb"/>
-        <w:numPr>
-          <w:ilvl w:val="0"/>
-          <w:numId w:val="34"/>
-        </w:numPr>
-        <w:spacing w:after="240" w:afterAutospacing="0"/>
-        <w:rPr>
-          <w:rFonts w:ascii="Calibri" w:hAnsi="Calibri" w:cs="Calibri"/>
-          <w:sz w:val="22"/>
-          <w:szCs w:val="22"/>
-        </w:rPr>
-      </w:pPr>
-      <w:r>
-        <w:rPr>
-          <w:rFonts w:ascii="Calibri" w:hAnsi="Calibri" w:cs="Calibri"/>
-          <w:sz w:val="22"/>
-          <w:szCs w:val="22"/>
-        </w:rPr>
         <w:t>Fehlermeldungen bei Problemen</w:t>
       </w:r>
     </w:p>
     <w:p>
       <w:pPr>
-        <w:pStyle w:val="StandardWeb"/>
-        <w:spacing w:after="240" w:afterAutospacing="0"/>
-        <w:rPr>
-          <w:rFonts w:ascii="Calibri" w:hAnsi="Calibri" w:cs="Calibri"/>
-        </w:rPr>
-      </w:pPr>
-    </w:p>
-    <w:p>
-      <w:pPr>
         <w:pStyle w:val="berschrift2"/>
         <w:rPr>
           <w:rFonts w:ascii="Calibri" w:hAnsi="Calibri" w:cs="Calibri"/>
@@ -3632,8 +3226,7 @@
         <w:rPr>
           <w:rFonts w:ascii="Calibri" w:hAnsi="Calibri" w:cs="Calibri"/>
         </w:rPr>
-        <w:lastRenderedPageBreak/>
-        <w:t>3. Technisches Soll-Konzept (Wie wird es gebaut?)</w:t>
+        <w:t>3. Technisches Soll-Konzept</w:t>
       </w:r>
     </w:p>
     <w:p>
@@ -3801,6 +3394,7 @@
         <w:rPr>
           <w:rFonts w:ascii="Calibri" w:hAnsi="Calibri" w:cs="Calibri"/>
         </w:rPr>
+        <w:lastRenderedPageBreak/>
         <w:t>3.2 Modulstruktur und Verantwortlichkeiten</w:t>
       </w:r>
     </w:p>
@@ -4148,27 +3742,26 @@
       <w:pPr>
         <w:pStyle w:val="berschrift3"/>
         <w:rPr>
-          <w:rFonts w:ascii="Calibri" w:eastAsiaTheme="minorHAnsi" w:hAnsi="Calibri" w:cs="Calibri"/>
-          <w:color w:val="auto"/>
-          <w:sz w:val="22"/>
-          <w:szCs w:val="22"/>
-        </w:rPr>
-      </w:pPr>
-    </w:p>
-    <w:p/>
-    <w:p>
-      <w:pPr>
-        <w:pStyle w:val="berschrift3"/>
-        <w:rPr>
-          <w:rFonts w:ascii="Calibri" w:hAnsi="Calibri" w:cs="Calibri"/>
-        </w:rPr>
-      </w:pPr>
-      <w:r>
-        <w:rPr>
-          <w:rFonts w:ascii="Calibri" w:hAnsi="Calibri" w:cs="Calibri"/>
-        </w:rPr>
-        <w:lastRenderedPageBreak/>
-        <w:t>3.3 Datenmodell / Konfigurationsschema</w:t>
+          <w:rFonts w:ascii="Calibri" w:hAnsi="Calibri" w:cs="Calibri"/>
+        </w:rPr>
+      </w:pPr>
+      <w:r>
+        <w:rPr>
+          <w:rFonts w:ascii="Calibri" w:hAnsi="Calibri" w:cs="Calibri"/>
+        </w:rPr>
+        <w:t>3.</w:t>
+      </w:r>
+      <w:r>
+        <w:rPr>
+          <w:rFonts w:ascii="Calibri" w:hAnsi="Calibri" w:cs="Calibri"/>
+        </w:rPr>
+        <w:t>3</w:t>
+      </w:r>
+      <w:r>
+        <w:rPr>
+          <w:rFonts w:ascii="Calibri" w:hAnsi="Calibri" w:cs="Calibri"/>
+        </w:rPr>
+        <w:t xml:space="preserve"> Schnittstellen zwischen Modulen</w:t>
       </w:r>
     </w:p>
     <w:p>
@@ -4193,7 +3786,7 @@
           <w:lang w:eastAsia="en-US"/>
           <w14:ligatures w14:val="standardContextual"/>
         </w:rPr>
-        <w:t>Beispielhafte Struktur:</w:t>
+        <w:t>- CLI → Konfigurationsmodul:</w:t>
       </w:r>
     </w:p>
     <w:p>
@@ -4209,6 +3802,17 @@
           <w14:ligatures w14:val="standardContextual"/>
         </w:rPr>
       </w:pPr>
+      <w:r>
+        <w:rPr>
+          <w:rFonts w:ascii="Calibri" w:eastAsiaTheme="minorHAnsi" w:hAnsi="Calibri" w:cs="Calibri"/>
+          <w:kern w:val="2"/>
+          <w:sz w:val="22"/>
+          <w:szCs w:val="22"/>
+          <w:lang w:eastAsia="en-US"/>
+          <w14:ligatures w14:val="standardContextual"/>
+        </w:rPr>
+        <w:t xml:space="preserve">  Übergabe von Eingaben und Parametern</w:t>
+      </w:r>
     </w:p>
     <w:p>
       <w:pPr>
@@ -4232,7 +3836,7 @@
           <w:lang w:eastAsia="en-US"/>
           <w14:ligatures w14:val="standardContextual"/>
         </w:rPr>
-        <w:t>{</w:t>
+        <w:t>- Konfigurationsmodul → Generator:</w:t>
       </w:r>
     </w:p>
     <w:p>
@@ -4257,10 +3861,13 @@
           <w:lang w:eastAsia="en-US"/>
           <w14:ligatures w14:val="standardContextual"/>
         </w:rPr>
-        <w:t xml:space="preserve">  "</w:t>
-      </w:r>
-      <w:proofErr w:type="spellStart"/>
-      <w:r>
+        <w:t xml:space="preserve">  Übergabe eines validierten Konfigurationsobjekts</w:t>
+      </w:r>
+    </w:p>
+    <w:p>
+      <w:pPr>
+        <w:pStyle w:val="StandardWeb"/>
+        <w:spacing w:after="240"/>
         <w:rPr>
           <w:rFonts w:ascii="Calibri" w:eastAsiaTheme="minorHAnsi" w:hAnsi="Calibri" w:cs="Calibri"/>
           <w:kern w:val="2"/>
@@ -4269,9 +3876,7 @@
           <w:lang w:eastAsia="en-US"/>
           <w14:ligatures w14:val="standardContextual"/>
         </w:rPr>
-        <w:t>projectName</w:t>
-      </w:r>
-      <w:proofErr w:type="spellEnd"/>
+      </w:pPr>
       <w:r>
         <w:rPr>
           <w:rFonts w:ascii="Calibri" w:eastAsiaTheme="minorHAnsi" w:hAnsi="Calibri" w:cs="Calibri"/>
@@ -4281,9 +3886,19 @@
           <w:lang w:eastAsia="en-US"/>
           <w14:ligatures w14:val="standardContextual"/>
         </w:rPr>
-        <w:t>": "</w:t>
-      </w:r>
-      <w:proofErr w:type="spellStart"/>
+        <w:t>- Generator → Containerisierung:</w:t>
+      </w:r>
+    </w:p>
+    <w:p>
+      <w:pPr>
+        <w:pStyle w:val="StandardWeb"/>
+        <w:spacing w:after="240" w:afterAutospacing="0"/>
+        <w:rPr>
+          <w:rFonts w:ascii="Calibri" w:hAnsi="Calibri" w:cs="Calibri"/>
+          <w:sz w:val="22"/>
+          <w:szCs w:val="22"/>
+        </w:rPr>
+      </w:pPr>
       <w:r>
         <w:rPr>
           <w:rFonts w:ascii="Calibri" w:eastAsiaTheme="minorHAnsi" w:hAnsi="Calibri" w:cs="Calibri"/>
@@ -4293,448 +3908,7 @@
           <w:lang w:eastAsia="en-US"/>
           <w14:ligatures w14:val="standardContextual"/>
         </w:rPr>
-        <w:t>string</w:t>
-      </w:r>
-      <w:proofErr w:type="spellEnd"/>
-      <w:r>
-        <w:rPr>
-          <w:rFonts w:ascii="Calibri" w:eastAsiaTheme="minorHAnsi" w:hAnsi="Calibri" w:cs="Calibri"/>
-          <w:kern w:val="2"/>
-          <w:sz w:val="22"/>
-          <w:szCs w:val="22"/>
-          <w:lang w:eastAsia="en-US"/>
-          <w14:ligatures w14:val="standardContextual"/>
-        </w:rPr>
-        <w:t>",</w:t>
-      </w:r>
-    </w:p>
-    <w:p>
-      <w:pPr>
-        <w:pStyle w:val="StandardWeb"/>
-        <w:spacing w:after="240"/>
-        <w:rPr>
-          <w:rFonts w:ascii="Calibri" w:eastAsiaTheme="minorHAnsi" w:hAnsi="Calibri" w:cs="Calibri"/>
-          <w:kern w:val="2"/>
-          <w:sz w:val="22"/>
-          <w:szCs w:val="22"/>
-          <w:lang w:eastAsia="en-US"/>
-          <w14:ligatures w14:val="standardContextual"/>
-        </w:rPr>
-      </w:pPr>
-      <w:r>
-        <w:rPr>
-          <w:rFonts w:ascii="Calibri" w:eastAsiaTheme="minorHAnsi" w:hAnsi="Calibri" w:cs="Calibri"/>
-          <w:kern w:val="2"/>
-          <w:sz w:val="22"/>
-          <w:szCs w:val="22"/>
-          <w:lang w:eastAsia="en-US"/>
-          <w14:ligatures w14:val="standardContextual"/>
-        </w:rPr>
-        <w:t xml:space="preserve">  "frontend": "</w:t>
-      </w:r>
-      <w:proofErr w:type="spellStart"/>
-      <w:r>
-        <w:rPr>
-          <w:rFonts w:ascii="Calibri" w:eastAsiaTheme="minorHAnsi" w:hAnsi="Calibri" w:cs="Calibri"/>
-          <w:kern w:val="2"/>
-          <w:sz w:val="22"/>
-          <w:szCs w:val="22"/>
-          <w:lang w:eastAsia="en-US"/>
-          <w14:ligatures w14:val="standardContextual"/>
-        </w:rPr>
-        <w:t>string</w:t>
-      </w:r>
-      <w:proofErr w:type="spellEnd"/>
-      <w:r>
-        <w:rPr>
-          <w:rFonts w:ascii="Calibri" w:eastAsiaTheme="minorHAnsi" w:hAnsi="Calibri" w:cs="Calibri"/>
-          <w:kern w:val="2"/>
-          <w:sz w:val="22"/>
-          <w:szCs w:val="22"/>
-          <w:lang w:eastAsia="en-US"/>
-          <w14:ligatures w14:val="standardContextual"/>
-        </w:rPr>
-        <w:t>",</w:t>
-      </w:r>
-    </w:p>
-    <w:p>
-      <w:pPr>
-        <w:pStyle w:val="StandardWeb"/>
-        <w:spacing w:after="240"/>
-        <w:rPr>
-          <w:rFonts w:ascii="Calibri" w:eastAsiaTheme="minorHAnsi" w:hAnsi="Calibri" w:cs="Calibri"/>
-          <w:kern w:val="2"/>
-          <w:sz w:val="22"/>
-          <w:szCs w:val="22"/>
-          <w:lang w:eastAsia="en-US"/>
-          <w14:ligatures w14:val="standardContextual"/>
-        </w:rPr>
-      </w:pPr>
-      <w:r>
-        <w:rPr>
-          <w:rFonts w:ascii="Calibri" w:eastAsiaTheme="minorHAnsi" w:hAnsi="Calibri" w:cs="Calibri"/>
-          <w:kern w:val="2"/>
-          <w:sz w:val="22"/>
-          <w:szCs w:val="22"/>
-          <w:lang w:eastAsia="en-US"/>
-          <w14:ligatures w14:val="standardContextual"/>
-        </w:rPr>
-        <w:t xml:space="preserve">  "backend": "</w:t>
-      </w:r>
-      <w:proofErr w:type="spellStart"/>
-      <w:r>
-        <w:rPr>
-          <w:rFonts w:ascii="Calibri" w:eastAsiaTheme="minorHAnsi" w:hAnsi="Calibri" w:cs="Calibri"/>
-          <w:kern w:val="2"/>
-          <w:sz w:val="22"/>
-          <w:szCs w:val="22"/>
-          <w:lang w:eastAsia="en-US"/>
-          <w14:ligatures w14:val="standardContextual"/>
-        </w:rPr>
-        <w:t>string</w:t>
-      </w:r>
-      <w:proofErr w:type="spellEnd"/>
-      <w:r>
-        <w:rPr>
-          <w:rFonts w:ascii="Calibri" w:eastAsiaTheme="minorHAnsi" w:hAnsi="Calibri" w:cs="Calibri"/>
-          <w:kern w:val="2"/>
-          <w:sz w:val="22"/>
-          <w:szCs w:val="22"/>
-          <w:lang w:eastAsia="en-US"/>
-          <w14:ligatures w14:val="standardContextual"/>
-        </w:rPr>
-        <w:t>",</w:t>
-      </w:r>
-    </w:p>
-    <w:p>
-      <w:pPr>
-        <w:pStyle w:val="StandardWeb"/>
-        <w:spacing w:after="240"/>
-        <w:rPr>
-          <w:rFonts w:ascii="Calibri" w:eastAsiaTheme="minorHAnsi" w:hAnsi="Calibri" w:cs="Calibri"/>
-          <w:kern w:val="2"/>
-          <w:sz w:val="22"/>
-          <w:szCs w:val="22"/>
-          <w:lang w:eastAsia="en-US"/>
-          <w14:ligatures w14:val="standardContextual"/>
-        </w:rPr>
-      </w:pPr>
-      <w:r>
-        <w:rPr>
-          <w:rFonts w:ascii="Calibri" w:eastAsiaTheme="minorHAnsi" w:hAnsi="Calibri" w:cs="Calibri"/>
-          <w:kern w:val="2"/>
-          <w:sz w:val="22"/>
-          <w:szCs w:val="22"/>
-          <w:lang w:eastAsia="en-US"/>
-          <w14:ligatures w14:val="standardContextual"/>
-        </w:rPr>
-        <w:t xml:space="preserve">  "</w:t>
-      </w:r>
-      <w:proofErr w:type="spellStart"/>
-      <w:r>
-        <w:rPr>
-          <w:rFonts w:ascii="Calibri" w:eastAsiaTheme="minorHAnsi" w:hAnsi="Calibri" w:cs="Calibri"/>
-          <w:kern w:val="2"/>
-          <w:sz w:val="22"/>
-          <w:szCs w:val="22"/>
-          <w:lang w:eastAsia="en-US"/>
-          <w14:ligatures w14:val="standardContextual"/>
-        </w:rPr>
-        <w:t>database</w:t>
-      </w:r>
-      <w:proofErr w:type="spellEnd"/>
-      <w:r>
-        <w:rPr>
-          <w:rFonts w:ascii="Calibri" w:eastAsiaTheme="minorHAnsi" w:hAnsi="Calibri" w:cs="Calibri"/>
-          <w:kern w:val="2"/>
-          <w:sz w:val="22"/>
-          <w:szCs w:val="22"/>
-          <w:lang w:eastAsia="en-US"/>
-          <w14:ligatures w14:val="standardContextual"/>
-        </w:rPr>
-        <w:t>": "</w:t>
-      </w:r>
-      <w:proofErr w:type="spellStart"/>
-      <w:r>
-        <w:rPr>
-          <w:rFonts w:ascii="Calibri" w:eastAsiaTheme="minorHAnsi" w:hAnsi="Calibri" w:cs="Calibri"/>
-          <w:kern w:val="2"/>
-          <w:sz w:val="22"/>
-          <w:szCs w:val="22"/>
-          <w:lang w:eastAsia="en-US"/>
-          <w14:ligatures w14:val="standardContextual"/>
-        </w:rPr>
-        <w:t>string</w:t>
-      </w:r>
-      <w:proofErr w:type="spellEnd"/>
-      <w:r>
-        <w:rPr>
-          <w:rFonts w:ascii="Calibri" w:eastAsiaTheme="minorHAnsi" w:hAnsi="Calibri" w:cs="Calibri"/>
-          <w:kern w:val="2"/>
-          <w:sz w:val="22"/>
-          <w:szCs w:val="22"/>
-          <w:lang w:eastAsia="en-US"/>
-          <w14:ligatures w14:val="standardContextual"/>
-        </w:rPr>
-        <w:t>",</w:t>
-      </w:r>
-    </w:p>
-    <w:p>
-      <w:pPr>
-        <w:pStyle w:val="StandardWeb"/>
-        <w:spacing w:after="240"/>
-        <w:rPr>
-          <w:rFonts w:ascii="Calibri" w:eastAsiaTheme="minorHAnsi" w:hAnsi="Calibri" w:cs="Calibri"/>
-          <w:kern w:val="2"/>
-          <w:sz w:val="22"/>
-          <w:szCs w:val="22"/>
-          <w:lang w:eastAsia="en-US"/>
-          <w14:ligatures w14:val="standardContextual"/>
-        </w:rPr>
-      </w:pPr>
-      <w:r>
-        <w:rPr>
-          <w:rFonts w:ascii="Calibri" w:eastAsiaTheme="minorHAnsi" w:hAnsi="Calibri" w:cs="Calibri"/>
-          <w:kern w:val="2"/>
-          <w:sz w:val="22"/>
-          <w:szCs w:val="22"/>
-          <w:lang w:eastAsia="en-US"/>
-          <w14:ligatures w14:val="standardContextual"/>
-        </w:rPr>
-        <w:t xml:space="preserve">  "</w:t>
-      </w:r>
-      <w:proofErr w:type="spellStart"/>
-      <w:r>
-        <w:rPr>
-          <w:rFonts w:ascii="Calibri" w:eastAsiaTheme="minorHAnsi" w:hAnsi="Calibri" w:cs="Calibri"/>
-          <w:kern w:val="2"/>
-          <w:sz w:val="22"/>
-          <w:szCs w:val="22"/>
-          <w:lang w:eastAsia="en-US"/>
-          <w14:ligatures w14:val="standardContextual"/>
-        </w:rPr>
-        <w:t>portConfig</w:t>
-      </w:r>
-      <w:proofErr w:type="spellEnd"/>
-      <w:r>
-        <w:rPr>
-          <w:rFonts w:ascii="Calibri" w:eastAsiaTheme="minorHAnsi" w:hAnsi="Calibri" w:cs="Calibri"/>
-          <w:kern w:val="2"/>
-          <w:sz w:val="22"/>
-          <w:szCs w:val="22"/>
-          <w:lang w:eastAsia="en-US"/>
-          <w14:ligatures w14:val="standardContextual"/>
-        </w:rPr>
-        <w:t>": {</w:t>
-      </w:r>
-    </w:p>
-    <w:p>
-      <w:pPr>
-        <w:pStyle w:val="StandardWeb"/>
-        <w:spacing w:after="240"/>
-        <w:rPr>
-          <w:rFonts w:ascii="Calibri" w:eastAsiaTheme="minorHAnsi" w:hAnsi="Calibri" w:cs="Calibri"/>
-          <w:kern w:val="2"/>
-          <w:sz w:val="22"/>
-          <w:szCs w:val="22"/>
-          <w:lang w:eastAsia="en-US"/>
-          <w14:ligatures w14:val="standardContextual"/>
-        </w:rPr>
-      </w:pPr>
-      <w:r>
-        <w:rPr>
-          <w:rFonts w:ascii="Calibri" w:eastAsiaTheme="minorHAnsi" w:hAnsi="Calibri" w:cs="Calibri"/>
-          <w:kern w:val="2"/>
-          <w:sz w:val="22"/>
-          <w:szCs w:val="22"/>
-          <w:lang w:eastAsia="en-US"/>
-          <w14:ligatures w14:val="standardContextual"/>
-        </w:rPr>
-        <w:t xml:space="preserve">    "frontend": "</w:t>
-      </w:r>
-      <w:proofErr w:type="spellStart"/>
-      <w:r>
-        <w:rPr>
-          <w:rFonts w:ascii="Calibri" w:eastAsiaTheme="minorHAnsi" w:hAnsi="Calibri" w:cs="Calibri"/>
-          <w:kern w:val="2"/>
-          <w:sz w:val="22"/>
-          <w:szCs w:val="22"/>
-          <w:lang w:eastAsia="en-US"/>
-          <w14:ligatures w14:val="standardContextual"/>
-        </w:rPr>
-        <w:t>number</w:t>
-      </w:r>
-      <w:proofErr w:type="spellEnd"/>
-      <w:r>
-        <w:rPr>
-          <w:rFonts w:ascii="Calibri" w:eastAsiaTheme="minorHAnsi" w:hAnsi="Calibri" w:cs="Calibri"/>
-          <w:kern w:val="2"/>
-          <w:sz w:val="22"/>
-          <w:szCs w:val="22"/>
-          <w:lang w:eastAsia="en-US"/>
-          <w14:ligatures w14:val="standardContextual"/>
-        </w:rPr>
-        <w:t>",</w:t>
-      </w:r>
-    </w:p>
-    <w:p>
-      <w:pPr>
-        <w:pStyle w:val="StandardWeb"/>
-        <w:spacing w:after="240"/>
-        <w:rPr>
-          <w:rFonts w:ascii="Calibri" w:eastAsiaTheme="minorHAnsi" w:hAnsi="Calibri" w:cs="Calibri"/>
-          <w:kern w:val="2"/>
-          <w:sz w:val="22"/>
-          <w:szCs w:val="22"/>
-          <w:lang w:eastAsia="en-US"/>
-          <w14:ligatures w14:val="standardContextual"/>
-        </w:rPr>
-      </w:pPr>
-      <w:r>
-        <w:rPr>
-          <w:rFonts w:ascii="Calibri" w:eastAsiaTheme="minorHAnsi" w:hAnsi="Calibri" w:cs="Calibri"/>
-          <w:kern w:val="2"/>
-          <w:sz w:val="22"/>
-          <w:szCs w:val="22"/>
-          <w:lang w:eastAsia="en-US"/>
-          <w14:ligatures w14:val="standardContextual"/>
-        </w:rPr>
-        <w:t xml:space="preserve">    "backend": "</w:t>
-      </w:r>
-      <w:proofErr w:type="spellStart"/>
-      <w:r>
-        <w:rPr>
-          <w:rFonts w:ascii="Calibri" w:eastAsiaTheme="minorHAnsi" w:hAnsi="Calibri" w:cs="Calibri"/>
-          <w:kern w:val="2"/>
-          <w:sz w:val="22"/>
-          <w:szCs w:val="22"/>
-          <w:lang w:eastAsia="en-US"/>
-          <w14:ligatures w14:val="standardContextual"/>
-        </w:rPr>
-        <w:t>number</w:t>
-      </w:r>
-      <w:proofErr w:type="spellEnd"/>
-      <w:r>
-        <w:rPr>
-          <w:rFonts w:ascii="Calibri" w:eastAsiaTheme="minorHAnsi" w:hAnsi="Calibri" w:cs="Calibri"/>
-          <w:kern w:val="2"/>
-          <w:sz w:val="22"/>
-          <w:szCs w:val="22"/>
-          <w:lang w:eastAsia="en-US"/>
-          <w14:ligatures w14:val="standardContextual"/>
-        </w:rPr>
-        <w:t>"</w:t>
-      </w:r>
-    </w:p>
-    <w:p>
-      <w:pPr>
-        <w:pStyle w:val="StandardWeb"/>
-        <w:spacing w:after="240"/>
-        <w:rPr>
-          <w:rFonts w:ascii="Calibri" w:eastAsiaTheme="minorHAnsi" w:hAnsi="Calibri" w:cs="Calibri"/>
-          <w:kern w:val="2"/>
-          <w:sz w:val="22"/>
-          <w:szCs w:val="22"/>
-          <w:lang w:eastAsia="en-US"/>
-          <w14:ligatures w14:val="standardContextual"/>
-        </w:rPr>
-      </w:pPr>
-      <w:r>
-        <w:rPr>
-          <w:rFonts w:ascii="Calibri" w:eastAsiaTheme="minorHAnsi" w:hAnsi="Calibri" w:cs="Calibri"/>
-          <w:kern w:val="2"/>
-          <w:sz w:val="22"/>
-          <w:szCs w:val="22"/>
-          <w:lang w:eastAsia="en-US"/>
-          <w14:ligatures w14:val="standardContextual"/>
-        </w:rPr>
-        <w:t xml:space="preserve">  }</w:t>
-      </w:r>
-    </w:p>
-    <w:p>
-      <w:pPr>
-        <w:pStyle w:val="StandardWeb"/>
-        <w:spacing w:after="240"/>
-        <w:rPr>
-          <w:rFonts w:ascii="Calibri" w:eastAsiaTheme="minorHAnsi" w:hAnsi="Calibri" w:cs="Calibri"/>
-          <w:kern w:val="2"/>
-          <w:sz w:val="22"/>
-          <w:szCs w:val="22"/>
-          <w:lang w:eastAsia="en-US"/>
-          <w14:ligatures w14:val="standardContextual"/>
-        </w:rPr>
-      </w:pPr>
-      <w:r>
-        <w:rPr>
-          <w:rFonts w:ascii="Calibri" w:eastAsiaTheme="minorHAnsi" w:hAnsi="Calibri" w:cs="Calibri"/>
-          <w:kern w:val="2"/>
-          <w:sz w:val="22"/>
-          <w:szCs w:val="22"/>
-          <w:lang w:eastAsia="en-US"/>
-          <w14:ligatures w14:val="standardContextual"/>
-        </w:rPr>
-        <w:t>}</w:t>
-      </w:r>
-    </w:p>
-    <w:p>
-      <w:pPr>
-        <w:pStyle w:val="StandardWeb"/>
-        <w:spacing w:after="240"/>
-        <w:rPr>
-          <w:rFonts w:ascii="Calibri" w:eastAsiaTheme="minorHAnsi" w:hAnsi="Calibri" w:cs="Calibri"/>
-          <w:kern w:val="2"/>
-          <w:sz w:val="22"/>
-          <w:szCs w:val="22"/>
-          <w:lang w:eastAsia="en-US"/>
-          <w14:ligatures w14:val="standardContextual"/>
-        </w:rPr>
-      </w:pPr>
-    </w:p>
-    <w:p>
-      <w:pPr>
-        <w:pStyle w:val="StandardWeb"/>
-        <w:spacing w:after="240"/>
-        <w:rPr>
-          <w:rFonts w:ascii="Calibri" w:eastAsiaTheme="minorHAnsi" w:hAnsi="Calibri" w:cs="Calibri"/>
-          <w:kern w:val="2"/>
-          <w:sz w:val="22"/>
-          <w:szCs w:val="22"/>
-          <w:lang w:eastAsia="en-US"/>
-          <w14:ligatures w14:val="standardContextual"/>
-        </w:rPr>
-      </w:pPr>
-      <w:r>
-        <w:rPr>
-          <w:rFonts w:ascii="Calibri" w:eastAsiaTheme="minorHAnsi" w:hAnsi="Calibri" w:cs="Calibri"/>
-          <w:kern w:val="2"/>
-          <w:sz w:val="22"/>
-          <w:szCs w:val="22"/>
-          <w:lang w:eastAsia="en-US"/>
-          <w14:ligatures w14:val="standardContextual"/>
-        </w:rPr>
-        <w:t>Speicherort:</w:t>
-      </w:r>
-    </w:p>
-    <w:p>
-      <w:pPr>
-        <w:pStyle w:val="StandardWeb"/>
-        <w:spacing w:after="240" w:afterAutospacing="0"/>
-        <w:rPr>
-          <w:rFonts w:ascii="Calibri" w:hAnsi="Calibri" w:cs="Calibri"/>
-          <w:sz w:val="22"/>
-          <w:szCs w:val="22"/>
-        </w:rPr>
-      </w:pPr>
-      <w:r>
-        <w:rPr>
-          <w:rFonts w:ascii="Calibri" w:eastAsiaTheme="minorHAnsi" w:hAnsi="Calibri" w:cs="Calibri"/>
-          <w:kern w:val="2"/>
-          <w:sz w:val="22"/>
-          <w:szCs w:val="22"/>
-          <w:lang w:eastAsia="en-US"/>
-          <w14:ligatures w14:val="standardContextual"/>
-        </w:rPr>
-        <w:t>- Im Projektverzeichnis als Konfigurationsdatei</w:t>
+        <w:t xml:space="preserve">  Übergabe der Projektstruktur und Service-Definitionen</w:t>
       </w:r>
       <w:r>
         <w:rPr>
@@ -4756,217 +3930,7 @@
         <w:rPr>
           <w:rFonts w:ascii="Calibri" w:hAnsi="Calibri" w:cs="Calibri"/>
         </w:rPr>
-        <w:t>3.4 Schnittstellen zwischen Modulen</w:t>
-      </w:r>
-    </w:p>
-    <w:p>
-      <w:pPr>
-        <w:pStyle w:val="StandardWeb"/>
-        <w:spacing w:after="240"/>
-        <w:rPr>
-          <w:rFonts w:ascii="Calibri" w:eastAsiaTheme="minorHAnsi" w:hAnsi="Calibri" w:cs="Calibri"/>
-          <w:kern w:val="2"/>
-          <w:lang w:eastAsia="en-US"/>
-          <w14:ligatures w14:val="standardContextual"/>
-        </w:rPr>
-      </w:pPr>
-    </w:p>
-    <w:p>
-      <w:pPr>
-        <w:pStyle w:val="StandardWeb"/>
-        <w:spacing w:after="240"/>
-        <w:rPr>
-          <w:rFonts w:ascii="Calibri" w:eastAsiaTheme="minorHAnsi" w:hAnsi="Calibri" w:cs="Calibri"/>
-          <w:kern w:val="2"/>
-          <w:sz w:val="22"/>
-          <w:szCs w:val="22"/>
-          <w:lang w:eastAsia="en-US"/>
-          <w14:ligatures w14:val="standardContextual"/>
-        </w:rPr>
-      </w:pPr>
-      <w:r>
-        <w:rPr>
-          <w:rFonts w:ascii="Calibri" w:eastAsiaTheme="minorHAnsi" w:hAnsi="Calibri" w:cs="Calibri"/>
-          <w:kern w:val="2"/>
-          <w:sz w:val="22"/>
-          <w:szCs w:val="22"/>
-          <w:lang w:eastAsia="en-US"/>
-          <w14:ligatures w14:val="standardContextual"/>
-        </w:rPr>
-        <w:t>- CLI → Konfigurationsmodul:</w:t>
-      </w:r>
-    </w:p>
-    <w:p>
-      <w:pPr>
-        <w:pStyle w:val="StandardWeb"/>
-        <w:spacing w:after="240"/>
-        <w:rPr>
-          <w:rFonts w:ascii="Calibri" w:eastAsiaTheme="minorHAnsi" w:hAnsi="Calibri" w:cs="Calibri"/>
-          <w:kern w:val="2"/>
-          <w:sz w:val="22"/>
-          <w:szCs w:val="22"/>
-          <w:lang w:eastAsia="en-US"/>
-          <w14:ligatures w14:val="standardContextual"/>
-        </w:rPr>
-      </w:pPr>
-      <w:r>
-        <w:rPr>
-          <w:rFonts w:ascii="Calibri" w:eastAsiaTheme="minorHAnsi" w:hAnsi="Calibri" w:cs="Calibri"/>
-          <w:kern w:val="2"/>
-          <w:sz w:val="22"/>
-          <w:szCs w:val="22"/>
-          <w:lang w:eastAsia="en-US"/>
-          <w14:ligatures w14:val="standardContextual"/>
-        </w:rPr>
-        <w:t xml:space="preserve">  Übergabe von Eingaben und Parametern</w:t>
-      </w:r>
-    </w:p>
-    <w:p>
-      <w:pPr>
-        <w:pStyle w:val="StandardWeb"/>
-        <w:spacing w:after="240"/>
-        <w:rPr>
-          <w:rFonts w:ascii="Calibri" w:eastAsiaTheme="minorHAnsi" w:hAnsi="Calibri" w:cs="Calibri"/>
-          <w:kern w:val="2"/>
-          <w:sz w:val="22"/>
-          <w:szCs w:val="22"/>
-          <w:lang w:eastAsia="en-US"/>
-          <w14:ligatures w14:val="standardContextual"/>
-        </w:rPr>
-      </w:pPr>
-    </w:p>
-    <w:p>
-      <w:pPr>
-        <w:pStyle w:val="StandardWeb"/>
-        <w:spacing w:after="240"/>
-        <w:rPr>
-          <w:rFonts w:ascii="Calibri" w:eastAsiaTheme="minorHAnsi" w:hAnsi="Calibri" w:cs="Calibri"/>
-          <w:kern w:val="2"/>
-          <w:sz w:val="22"/>
-          <w:szCs w:val="22"/>
-          <w:lang w:eastAsia="en-US"/>
-          <w14:ligatures w14:val="standardContextual"/>
-        </w:rPr>
-      </w:pPr>
-      <w:r>
-        <w:rPr>
-          <w:rFonts w:ascii="Calibri" w:eastAsiaTheme="minorHAnsi" w:hAnsi="Calibri" w:cs="Calibri"/>
-          <w:kern w:val="2"/>
-          <w:sz w:val="22"/>
-          <w:szCs w:val="22"/>
-          <w:lang w:eastAsia="en-US"/>
-          <w14:ligatures w14:val="standardContextual"/>
-        </w:rPr>
-        <w:t>- Konfigurationsmodul → Generator:</w:t>
-      </w:r>
-    </w:p>
-    <w:p>
-      <w:pPr>
-        <w:pStyle w:val="StandardWeb"/>
-        <w:spacing w:after="240"/>
-        <w:rPr>
-          <w:rFonts w:ascii="Calibri" w:eastAsiaTheme="minorHAnsi" w:hAnsi="Calibri" w:cs="Calibri"/>
-          <w:kern w:val="2"/>
-          <w:sz w:val="22"/>
-          <w:szCs w:val="22"/>
-          <w:lang w:eastAsia="en-US"/>
-          <w14:ligatures w14:val="standardContextual"/>
-        </w:rPr>
-      </w:pPr>
-      <w:r>
-        <w:rPr>
-          <w:rFonts w:ascii="Calibri" w:eastAsiaTheme="minorHAnsi" w:hAnsi="Calibri" w:cs="Calibri"/>
-          <w:kern w:val="2"/>
-          <w:sz w:val="22"/>
-          <w:szCs w:val="22"/>
-          <w:lang w:eastAsia="en-US"/>
-          <w14:ligatures w14:val="standardContextual"/>
-        </w:rPr>
-        <w:t xml:space="preserve">  Übergabe eines validierten Konfigurationsobjekts</w:t>
-      </w:r>
-    </w:p>
-    <w:p>
-      <w:pPr>
-        <w:pStyle w:val="StandardWeb"/>
-        <w:spacing w:after="240"/>
-        <w:rPr>
-          <w:rFonts w:ascii="Calibri" w:eastAsiaTheme="minorHAnsi" w:hAnsi="Calibri" w:cs="Calibri"/>
-          <w:kern w:val="2"/>
-          <w:sz w:val="22"/>
-          <w:szCs w:val="22"/>
-          <w:lang w:eastAsia="en-US"/>
-          <w14:ligatures w14:val="standardContextual"/>
-        </w:rPr>
-      </w:pPr>
-    </w:p>
-    <w:p>
-      <w:pPr>
-        <w:pStyle w:val="StandardWeb"/>
-        <w:spacing w:after="240"/>
-        <w:rPr>
-          <w:rFonts w:ascii="Calibri" w:eastAsiaTheme="minorHAnsi" w:hAnsi="Calibri" w:cs="Calibri"/>
-          <w:kern w:val="2"/>
-          <w:sz w:val="22"/>
-          <w:szCs w:val="22"/>
-          <w:lang w:eastAsia="en-US"/>
-          <w14:ligatures w14:val="standardContextual"/>
-        </w:rPr>
-      </w:pPr>
-      <w:r>
-        <w:rPr>
-          <w:rFonts w:ascii="Calibri" w:eastAsiaTheme="minorHAnsi" w:hAnsi="Calibri" w:cs="Calibri"/>
-          <w:kern w:val="2"/>
-          <w:sz w:val="22"/>
-          <w:szCs w:val="22"/>
-          <w:lang w:eastAsia="en-US"/>
-          <w14:ligatures w14:val="standardContextual"/>
-        </w:rPr>
-        <w:t>- Generator → Containerisierung:</w:t>
-      </w:r>
-    </w:p>
-    <w:p>
-      <w:pPr>
-        <w:pStyle w:val="StandardWeb"/>
-        <w:spacing w:after="240" w:afterAutospacing="0"/>
-        <w:rPr>
-          <w:rFonts w:ascii="Calibri" w:hAnsi="Calibri" w:cs="Calibri"/>
-          <w:sz w:val="22"/>
-          <w:szCs w:val="22"/>
-        </w:rPr>
-      </w:pPr>
-      <w:r>
-        <w:rPr>
-          <w:rFonts w:ascii="Calibri" w:eastAsiaTheme="minorHAnsi" w:hAnsi="Calibri" w:cs="Calibri"/>
-          <w:kern w:val="2"/>
-          <w:sz w:val="22"/>
-          <w:szCs w:val="22"/>
-          <w:lang w:eastAsia="en-US"/>
-          <w14:ligatures w14:val="standardContextual"/>
-        </w:rPr>
-        <w:t xml:space="preserve">  Übergabe der Projektstruktur und Service-Definitionen</w:t>
-      </w:r>
-      <w:r>
-        <w:rPr>
-          <w:rFonts w:ascii="Calibri" w:hAnsi="Calibri" w:cs="Calibri"/>
-          <w:sz w:val="22"/>
-          <w:szCs w:val="22"/>
-        </w:rPr>
-        <w:t> </w:t>
-      </w:r>
-    </w:p>
-    <w:p>
-      <w:pPr>
-        <w:pStyle w:val="berschrift3"/>
-        <w:rPr>
-          <w:rFonts w:ascii="Calibri" w:hAnsi="Calibri" w:cs="Calibri"/>
-        </w:rPr>
-      </w:pPr>
-      <w:r>
-        <w:rPr>
-          <w:rFonts w:ascii="Calibri" w:hAnsi="Calibri" w:cs="Calibri"/>
-        </w:rPr>
-        <w:lastRenderedPageBreak/>
-        <w:t>3.5 Erweiterbarkeit (Plug-in/Interface-Konzept)</w:t>
+        <w:t xml:space="preserve">3.5 Erweiterbarkeit </w:t>
       </w:r>
     </w:p>
     <w:p>
@@ -5058,6 +4022,7 @@
           <w:sz w:val="22"/>
           <w:szCs w:val="22"/>
         </w:rPr>
+        <w:lastRenderedPageBreak/>
         <w:t>Konfigurationsdefinition</w:t>
       </w:r>
     </w:p>
@@ -5182,15 +4147,6 @@
         </w:rPr>
         <w:t>Klare Namenskonventionen</w:t>
       </w:r>
-    </w:p>
-    <w:p>
-      <w:pPr>
-        <w:pStyle w:val="StandardWeb"/>
-        <w:spacing w:after="240" w:afterAutospacing="0"/>
-        <w:rPr>
-          <w:rFonts w:ascii="Calibri" w:hAnsi="Calibri" w:cs="Calibri"/>
-        </w:rPr>
-      </w:pPr>
       <w:r>
         <w:rPr>
           <w:rFonts w:ascii="Calibri" w:hAnsi="Calibri" w:cs="Calibri"/>
@@ -5200,265 +4156,6 @@
     </w:p>
     <w:p>
       <w:pPr>
-        <w:pStyle w:val="berschrift3"/>
-        <w:rPr>
-          <w:rFonts w:ascii="Calibri" w:hAnsi="Calibri" w:cs="Calibri"/>
-        </w:rPr>
-      </w:pPr>
-      <w:r>
-        <w:rPr>
-          <w:rFonts w:ascii="Calibri" w:hAnsi="Calibri" w:cs="Calibri"/>
-        </w:rPr>
-        <w:t xml:space="preserve">3.6 </w:t>
-      </w:r>
-      <w:proofErr w:type="spellStart"/>
-      <w:r>
-        <w:rPr>
-          <w:rFonts w:ascii="Calibri" w:hAnsi="Calibri" w:cs="Calibri"/>
-        </w:rPr>
-        <w:t>Logging</w:t>
-      </w:r>
-      <w:proofErr w:type="spellEnd"/>
-      <w:r>
-        <w:rPr>
-          <w:rFonts w:ascii="Calibri" w:hAnsi="Calibri" w:cs="Calibri"/>
-        </w:rPr>
-        <w:t xml:space="preserve"> und Fehlerhandling</w:t>
-      </w:r>
-    </w:p>
-    <w:p>
-      <w:pPr>
-        <w:pStyle w:val="StandardWeb"/>
-        <w:spacing w:after="240" w:afterAutospacing="0"/>
-        <w:rPr>
-          <w:rFonts w:ascii="Calibri" w:hAnsi="Calibri" w:cs="Calibri"/>
-          <w:sz w:val="22"/>
-          <w:szCs w:val="22"/>
-        </w:rPr>
-      </w:pPr>
-      <w:r>
-        <w:rPr>
-          <w:rFonts w:ascii="Calibri" w:hAnsi="Calibri" w:cs="Calibri"/>
-          <w:sz w:val="22"/>
-          <w:szCs w:val="22"/>
-        </w:rPr>
-        <w:t>Log-Level:</w:t>
-      </w:r>
-    </w:p>
-    <w:p>
-      <w:pPr>
-        <w:pStyle w:val="StandardWeb"/>
-        <w:numPr>
-          <w:ilvl w:val="0"/>
-          <w:numId w:val="42"/>
-        </w:numPr>
-        <w:spacing w:after="240" w:afterAutospacing="0"/>
-        <w:rPr>
-          <w:rFonts w:ascii="Calibri" w:hAnsi="Calibri" w:cs="Calibri"/>
-          <w:sz w:val="22"/>
-          <w:szCs w:val="22"/>
-        </w:rPr>
-      </w:pPr>
-      <w:r>
-        <w:rPr>
-          <w:rFonts w:ascii="Calibri" w:hAnsi="Calibri" w:cs="Calibri"/>
-          <w:sz w:val="22"/>
-          <w:szCs w:val="22"/>
-        </w:rPr>
-        <w:t>NFO: Standardinformationen</w:t>
-      </w:r>
-    </w:p>
-    <w:p>
-      <w:pPr>
-        <w:pStyle w:val="StandardWeb"/>
-        <w:numPr>
-          <w:ilvl w:val="0"/>
-          <w:numId w:val="42"/>
-        </w:numPr>
-        <w:spacing w:after="240" w:afterAutospacing="0"/>
-        <w:rPr>
-          <w:rFonts w:ascii="Calibri" w:hAnsi="Calibri" w:cs="Calibri"/>
-          <w:sz w:val="22"/>
-          <w:szCs w:val="22"/>
-        </w:rPr>
-      </w:pPr>
-      <w:r>
-        <w:rPr>
-          <w:rFonts w:ascii="Calibri" w:hAnsi="Calibri" w:cs="Calibri"/>
-          <w:sz w:val="22"/>
-          <w:szCs w:val="22"/>
-        </w:rPr>
-        <w:t>WARN: Hinweise auf mögliche Probleme</w:t>
-      </w:r>
-    </w:p>
-    <w:p>
-      <w:pPr>
-        <w:pStyle w:val="StandardWeb"/>
-        <w:numPr>
-          <w:ilvl w:val="0"/>
-          <w:numId w:val="42"/>
-        </w:numPr>
-        <w:spacing w:after="240" w:afterAutospacing="0"/>
-        <w:rPr>
-          <w:rFonts w:ascii="Calibri" w:hAnsi="Calibri" w:cs="Calibri"/>
-          <w:sz w:val="22"/>
-          <w:szCs w:val="22"/>
-        </w:rPr>
-      </w:pPr>
-      <w:r>
-        <w:rPr>
-          <w:rFonts w:ascii="Calibri" w:hAnsi="Calibri" w:cs="Calibri"/>
-          <w:sz w:val="22"/>
-          <w:szCs w:val="22"/>
-        </w:rPr>
-        <w:t>RROR: Fehler mit Abbruch oder Einschränkungen</w:t>
-      </w:r>
-    </w:p>
-    <w:p>
-      <w:pPr>
-        <w:pStyle w:val="StandardWeb"/>
-        <w:spacing w:after="240" w:afterAutospacing="0"/>
-        <w:rPr>
-          <w:rFonts w:ascii="Calibri" w:hAnsi="Calibri" w:cs="Calibri"/>
-          <w:sz w:val="22"/>
-          <w:szCs w:val="22"/>
-        </w:rPr>
-      </w:pPr>
-    </w:p>
-    <w:p>
-      <w:pPr>
-        <w:pStyle w:val="StandardWeb"/>
-        <w:spacing w:after="240" w:afterAutospacing="0"/>
-        <w:rPr>
-          <w:rFonts w:ascii="Calibri" w:hAnsi="Calibri" w:cs="Calibri"/>
-          <w:sz w:val="22"/>
-          <w:szCs w:val="22"/>
-        </w:rPr>
-      </w:pPr>
-      <w:r>
-        <w:rPr>
-          <w:rFonts w:ascii="Calibri" w:hAnsi="Calibri" w:cs="Calibri"/>
-          <w:sz w:val="22"/>
-          <w:szCs w:val="22"/>
-        </w:rPr>
-        <w:t>Fehlermeldungen:</w:t>
-      </w:r>
-    </w:p>
-    <w:p>
-      <w:pPr>
-        <w:pStyle w:val="StandardWeb"/>
-        <w:numPr>
-          <w:ilvl w:val="0"/>
-          <w:numId w:val="43"/>
-        </w:numPr>
-        <w:spacing w:after="240" w:afterAutospacing="0"/>
-        <w:rPr>
-          <w:rFonts w:ascii="Calibri" w:hAnsi="Calibri" w:cs="Calibri"/>
-          <w:sz w:val="22"/>
-          <w:szCs w:val="22"/>
-        </w:rPr>
-      </w:pPr>
-      <w:r>
-        <w:rPr>
-          <w:rFonts w:ascii="Calibri" w:hAnsi="Calibri" w:cs="Calibri"/>
-          <w:sz w:val="22"/>
-          <w:szCs w:val="22"/>
-        </w:rPr>
-        <w:t>Klar verständlich</w:t>
-      </w:r>
-    </w:p>
-    <w:p>
-      <w:pPr>
-        <w:pStyle w:val="StandardWeb"/>
-        <w:numPr>
-          <w:ilvl w:val="0"/>
-          <w:numId w:val="43"/>
-        </w:numPr>
-        <w:spacing w:after="240" w:afterAutospacing="0"/>
-        <w:rPr>
-          <w:rFonts w:ascii="Calibri" w:hAnsi="Calibri" w:cs="Calibri"/>
-          <w:sz w:val="22"/>
-          <w:szCs w:val="22"/>
-        </w:rPr>
-      </w:pPr>
-      <w:r>
-        <w:rPr>
-          <w:rFonts w:ascii="Calibri" w:hAnsi="Calibri" w:cs="Calibri"/>
-          <w:sz w:val="22"/>
-          <w:szCs w:val="22"/>
-        </w:rPr>
-        <w:t>Mit konkreten Lösungsvorschlägen</w:t>
-      </w:r>
-    </w:p>
-    <w:p>
-      <w:pPr>
-        <w:pStyle w:val="StandardWeb"/>
-        <w:spacing w:after="240" w:afterAutospacing="0"/>
-        <w:rPr>
-          <w:rFonts w:ascii="Calibri" w:hAnsi="Calibri" w:cs="Calibri"/>
-        </w:rPr>
-      </w:pPr>
-      <w:r>
-        <w:rPr>
-          <w:rFonts w:ascii="Calibri" w:hAnsi="Calibri" w:cs="Calibri"/>
-        </w:rPr>
-        <w:t> </w:t>
-      </w:r>
-    </w:p>
-    <w:p>
-      <w:pPr>
-        <w:pStyle w:val="StandardWeb"/>
-        <w:spacing w:after="240" w:afterAutospacing="0"/>
-        <w:rPr>
-          <w:rFonts w:ascii="Calibri" w:hAnsi="Calibri" w:cs="Calibri"/>
-        </w:rPr>
-      </w:pPr>
-      <w:r>
-        <w:rPr>
-          <w:rFonts w:ascii="Calibri" w:hAnsi="Calibri" w:cs="Calibri"/>
-        </w:rPr>
-        <w:t> </w:t>
-      </w:r>
-    </w:p>
-    <w:p>
-      <w:pPr>
-        <w:rPr>
-          <w:rFonts w:ascii="Calibri" w:hAnsi="Calibri" w:cs="Calibri"/>
-        </w:rPr>
-      </w:pPr>
-    </w:p>
-    <w:p>
-      <w:pPr>
-        <w:pStyle w:val="StandardWeb"/>
-        <w:spacing w:after="240" w:afterAutospacing="0"/>
-        <w:rPr>
-          <w:rFonts w:ascii="Calibri" w:hAnsi="Calibri" w:cs="Calibri"/>
-        </w:rPr>
-      </w:pPr>
-      <w:r>
-        <w:rPr>
-          <w:rFonts w:ascii="Calibri" w:hAnsi="Calibri" w:cs="Calibri"/>
-        </w:rPr>
-        <w:t> </w:t>
-      </w:r>
-    </w:p>
-    <w:p>
-      <w:pPr>
-        <w:pStyle w:val="StandardWeb"/>
-        <w:spacing w:after="240" w:afterAutospacing="0"/>
-        <w:rPr>
-          <w:rFonts w:ascii="Calibri" w:hAnsi="Calibri" w:cs="Calibri"/>
-        </w:rPr>
-      </w:pPr>
-      <w:r>
-        <w:rPr>
-          <w:rFonts w:ascii="Calibri" w:hAnsi="Calibri" w:cs="Calibri"/>
-        </w:rPr>
-        <w:t> </w:t>
-      </w:r>
-    </w:p>
-    <w:p>
-      <w:pPr>
         <w:pStyle w:val="berschrift2"/>
         <w:rPr>
           <w:rFonts w:ascii="Calibri" w:hAnsi="Calibri" w:cs="Calibri"/>
@@ -5468,7 +4165,6 @@
         <w:rPr>
           <w:rFonts w:ascii="Calibri" w:hAnsi="Calibri" w:cs="Calibri"/>
         </w:rPr>
-        <w:lastRenderedPageBreak/>
         <w:t>4. Qualität, Tests und Abnahme</w:t>
       </w:r>
     </w:p>
@@ -5646,21 +4342,6 @@
     </w:p>
     <w:p>
       <w:pPr>
-        <w:pStyle w:val="StandardWeb"/>
-        <w:spacing w:after="240" w:afterAutospacing="0"/>
-        <w:rPr>
-          <w:rFonts w:ascii="Calibri" w:hAnsi="Calibri" w:cs="Calibri"/>
-        </w:rPr>
-      </w:pPr>
-      <w:r>
-        <w:rPr>
-          <w:rFonts w:ascii="Calibri" w:hAnsi="Calibri" w:cs="Calibri"/>
-        </w:rPr>
-        <w:t> </w:t>
-      </w:r>
-    </w:p>
-    <w:p>
-      <w:pPr>
         <w:pStyle w:val="berschrift3"/>
         <w:rPr>
           <w:rFonts w:ascii="Calibri" w:hAnsi="Calibri" w:cs="Calibri"/>
@@ -5672,101 +4353,6 @@
         </w:rPr>
         <w:t>4.2 Teststrategie</w:t>
       </w:r>
-    </w:p>
-    <w:p>
-      <w:pPr>
-        <w:pStyle w:val="StandardWeb"/>
-        <w:spacing w:after="240" w:afterAutospacing="0"/>
-        <w:rPr>
-          <w:rFonts w:ascii="Calibri" w:hAnsi="Calibri" w:cs="Calibri"/>
-        </w:rPr>
-      </w:pPr>
-      <w:r>
-        <w:rPr>
-          <w:rFonts w:ascii="Calibri" w:hAnsi="Calibri" w:cs="Calibri"/>
-        </w:rPr>
-        <w:t>Unit Tests:</w:t>
-      </w:r>
-    </w:p>
-    <w:p>
-      <w:pPr>
-        <w:pStyle w:val="StandardWeb"/>
-        <w:numPr>
-          <w:ilvl w:val="0"/>
-          <w:numId w:val="48"/>
-        </w:numPr>
-        <w:spacing w:after="240" w:afterAutospacing="0"/>
-        <w:rPr>
-          <w:rFonts w:ascii="Calibri" w:hAnsi="Calibri" w:cs="Calibri"/>
-        </w:rPr>
-      </w:pPr>
-      <w:r>
-        <w:rPr>
-          <w:rFonts w:ascii="Calibri" w:hAnsi="Calibri" w:cs="Calibri"/>
-        </w:rPr>
-        <w:t>Für zentrale Funktionen (z. B. Validierung, Generatorlogik)</w:t>
-      </w:r>
-    </w:p>
-    <w:p>
-      <w:pPr>
-        <w:pStyle w:val="StandardWeb"/>
-        <w:spacing w:after="240" w:afterAutospacing="0"/>
-        <w:rPr>
-          <w:rFonts w:ascii="Calibri" w:hAnsi="Calibri" w:cs="Calibri"/>
-        </w:rPr>
-      </w:pPr>
-      <w:r>
-        <w:rPr>
-          <w:rFonts w:ascii="Calibri" w:hAnsi="Calibri" w:cs="Calibri"/>
-        </w:rPr>
-        <w:t>Integrationstests:</w:t>
-      </w:r>
-    </w:p>
-    <w:p>
-      <w:pPr>
-        <w:pStyle w:val="StandardWeb"/>
-        <w:numPr>
-          <w:ilvl w:val="0"/>
-          <w:numId w:val="47"/>
-        </w:numPr>
-        <w:spacing w:after="240" w:afterAutospacing="0"/>
-        <w:rPr>
-          <w:rFonts w:ascii="Calibri" w:hAnsi="Calibri" w:cs="Calibri"/>
-        </w:rPr>
-      </w:pPr>
-      <w:r>
-        <w:rPr>
-          <w:rFonts w:ascii="Calibri" w:hAnsi="Calibri" w:cs="Calibri"/>
-        </w:rPr>
-        <w:t>Prüfung der Projektgenerierung</w:t>
-      </w:r>
-    </w:p>
-    <w:p>
-      <w:pPr>
-        <w:pStyle w:val="StandardWeb"/>
-        <w:numPr>
-          <w:ilvl w:val="0"/>
-          <w:numId w:val="47"/>
-        </w:numPr>
-        <w:spacing w:after="240" w:afterAutospacing="0"/>
-        <w:rPr>
-          <w:rFonts w:ascii="Calibri" w:hAnsi="Calibri" w:cs="Calibri"/>
-        </w:rPr>
-      </w:pPr>
-      <w:r>
-        <w:rPr>
-          <w:rFonts w:ascii="Calibri" w:hAnsi="Calibri" w:cs="Calibri"/>
-        </w:rPr>
-        <w:t xml:space="preserve">Validierung der </w:t>
-      </w:r>
-      <w:proofErr w:type="spellStart"/>
-      <w:r>
-        <w:rPr>
-          <w:rFonts w:ascii="Calibri" w:hAnsi="Calibri" w:cs="Calibri"/>
-        </w:rPr>
-        <w:t>podman-compose.yml</w:t>
-      </w:r>
-      <w:proofErr w:type="spellEnd"/>
     </w:p>
     <w:p>
       <w:pPr>
@@ -5836,538 +4422,11 @@
         <w:t> </w:t>
       </w:r>
     </w:p>
-    <w:p>
-      <w:pPr>
-        <w:pStyle w:val="berschrift3"/>
-        <w:rPr>
-          <w:rFonts w:ascii="Calibri" w:hAnsi="Calibri" w:cs="Calibri"/>
-        </w:rPr>
-      </w:pPr>
-      <w:r>
-        <w:rPr>
-          <w:rFonts w:ascii="Calibri" w:hAnsi="Calibri" w:cs="Calibri"/>
-        </w:rPr>
-        <w:t>4.3 Abnahmekriterien</w:t>
-      </w:r>
-    </w:p>
-    <w:p>
-      <w:pPr>
-        <w:numPr>
-          <w:ilvl w:val="0"/>
-          <w:numId w:val="17"/>
-        </w:numPr>
-        <w:spacing w:before="100" w:beforeAutospacing="1" w:after="100" w:afterAutospacing="1" w:line="240" w:lineRule="auto"/>
-        <w:rPr>
-          <w:rFonts w:ascii="Calibri" w:hAnsi="Calibri" w:cs="Calibri"/>
-        </w:rPr>
-      </w:pPr>
-      <w:r>
-        <w:rPr>
-          <w:rFonts w:ascii="Calibri" w:hAnsi="Calibri" w:cs="Calibri"/>
-        </w:rPr>
-        <w:t>Wie im Pflichtenheft (Abschnitt 7.3)</w:t>
-      </w:r>
-    </w:p>
+    <w:bookmarkEnd w:id="1"/>
     <w:p>
       <w:pPr>
         <w:pStyle w:val="StandardWeb"/>
         <w:spacing w:after="240" w:afterAutospacing="0"/>
-        <w:rPr>
-          <w:rFonts w:ascii="Calibri" w:hAnsi="Calibri" w:cs="Calibri"/>
-        </w:rPr>
-      </w:pPr>
-      <w:r>
-        <w:rPr>
-          <w:rFonts w:ascii="Calibri" w:hAnsi="Calibri" w:cs="Calibri"/>
-        </w:rPr>
-        <w:t> </w:t>
-      </w:r>
-    </w:p>
-    <w:p>
-      <w:pPr>
-        <w:pStyle w:val="StandardWeb"/>
-        <w:spacing w:after="240" w:afterAutospacing="0"/>
-        <w:rPr>
-          <w:rFonts w:ascii="Calibri" w:hAnsi="Calibri" w:cs="Calibri"/>
-        </w:rPr>
-      </w:pPr>
-      <w:r>
-        <w:rPr>
-          <w:rFonts w:ascii="Calibri" w:hAnsi="Calibri" w:cs="Calibri"/>
-        </w:rPr>
-        <w:t> </w:t>
-      </w:r>
-    </w:p>
-    <w:p>
-      <w:pPr>
-        <w:rPr>
-          <w:rFonts w:ascii="Calibri" w:hAnsi="Calibri" w:cs="Calibri"/>
-        </w:rPr>
-      </w:pPr>
-    </w:p>
-    <w:p>
-      <w:pPr>
-        <w:pStyle w:val="StandardWeb"/>
-        <w:spacing w:after="240" w:afterAutospacing="0"/>
-        <w:rPr>
-          <w:rFonts w:ascii="Calibri" w:hAnsi="Calibri" w:cs="Calibri"/>
-        </w:rPr>
-      </w:pPr>
-      <w:r>
-        <w:rPr>
-          <w:rFonts w:ascii="Calibri" w:hAnsi="Calibri" w:cs="Calibri"/>
-        </w:rPr>
-        <w:t> </w:t>
-      </w:r>
-    </w:p>
-    <w:p>
-      <w:pPr>
-        <w:pStyle w:val="StandardWeb"/>
-        <w:spacing w:after="240" w:afterAutospacing="0"/>
-        <w:rPr>
-          <w:rFonts w:ascii="Calibri" w:hAnsi="Calibri" w:cs="Calibri"/>
-        </w:rPr>
-      </w:pPr>
-      <w:r>
-        <w:rPr>
-          <w:rFonts w:ascii="Calibri" w:hAnsi="Calibri" w:cs="Calibri"/>
-        </w:rPr>
-        <w:t> </w:t>
-      </w:r>
-    </w:p>
-    <w:p>
-      <w:pPr>
-        <w:pStyle w:val="berschrift2"/>
-        <w:rPr>
-          <w:rFonts w:ascii="Calibri" w:hAnsi="Calibri" w:cs="Calibri"/>
-        </w:rPr>
-      </w:pPr>
-      <w:r>
-        <w:rPr>
-          <w:rFonts w:ascii="Calibri" w:hAnsi="Calibri" w:cs="Calibri"/>
-        </w:rPr>
-        <w:t>5. Offene Punkte und Entscheidungen</w:t>
-      </w:r>
-    </w:p>
-    <w:p>
-      <w:pPr>
-        <w:pStyle w:val="berschrift3"/>
-        <w:rPr>
-          <w:rFonts w:ascii="Calibri" w:hAnsi="Calibri" w:cs="Calibri"/>
-        </w:rPr>
-      </w:pPr>
-      <w:r>
-        <w:rPr>
-          <w:rFonts w:ascii="Calibri" w:hAnsi="Calibri" w:cs="Calibri"/>
-        </w:rPr>
-        <w:t>5.1 Offene Fragen</w:t>
-      </w:r>
-    </w:p>
-    <w:p>
-      <w:pPr>
-        <w:pStyle w:val="Listenabsatz"/>
-        <w:numPr>
-          <w:ilvl w:val="0"/>
-          <w:numId w:val="50"/>
-        </w:numPr>
-        <w:spacing w:before="100" w:beforeAutospacing="1" w:after="100" w:afterAutospacing="1" w:line="240" w:lineRule="auto"/>
-        <w:rPr>
-          <w:rFonts w:ascii="Calibri" w:hAnsi="Calibri" w:cs="Calibri"/>
-        </w:rPr>
-      </w:pPr>
-      <w:r>
-        <w:rPr>
-          <w:rFonts w:ascii="Calibri" w:hAnsi="Calibri" w:cs="Calibri"/>
-        </w:rPr>
-        <w:t>Welche Programmiersprache wird final verwendet (Node.js oder Python)?</w:t>
-      </w:r>
-    </w:p>
-    <w:p>
-      <w:pPr>
-        <w:pStyle w:val="Listenabsatz"/>
-        <w:numPr>
-          <w:ilvl w:val="0"/>
-          <w:numId w:val="50"/>
-        </w:numPr>
-        <w:spacing w:before="100" w:beforeAutospacing="1" w:after="100" w:afterAutospacing="1" w:line="240" w:lineRule="auto"/>
-        <w:rPr>
-          <w:rFonts w:ascii="Calibri" w:hAnsi="Calibri" w:cs="Calibri"/>
-        </w:rPr>
-      </w:pPr>
-      <w:r>
-        <w:rPr>
-          <w:rFonts w:ascii="Calibri" w:hAnsi="Calibri" w:cs="Calibri"/>
-        </w:rPr>
-        <w:t>Soll eine Konfigurationsdatei verpflichtend oder optional sein?</w:t>
-      </w:r>
-    </w:p>
-    <w:p>
-      <w:pPr>
-        <w:pStyle w:val="Listenabsatz"/>
-        <w:numPr>
-          <w:ilvl w:val="0"/>
-          <w:numId w:val="50"/>
-        </w:numPr>
-        <w:spacing w:before="100" w:beforeAutospacing="1" w:after="100" w:afterAutospacing="1" w:line="240" w:lineRule="auto"/>
-        <w:rPr>
-          <w:rFonts w:ascii="Calibri" w:hAnsi="Calibri" w:cs="Calibri"/>
-        </w:rPr>
-      </w:pPr>
-      <w:r>
-        <w:rPr>
-          <w:rFonts w:ascii="Calibri" w:hAnsi="Calibri" w:cs="Calibri"/>
-        </w:rPr>
-        <w:t>Welche konkreten Technologien werden im Prototyp unterstützt?</w:t>
-      </w:r>
-    </w:p>
-    <w:p>
-      <w:pPr>
-        <w:spacing w:before="100" w:beforeAutospacing="1" w:after="100" w:afterAutospacing="1" w:line="240" w:lineRule="auto"/>
-        <w:ind w:left="720"/>
-        <w:rPr>
-          <w:rFonts w:ascii="Calibri" w:hAnsi="Calibri" w:cs="Calibri"/>
-        </w:rPr>
-      </w:pPr>
-    </w:p>
-    <w:p>
-      <w:pPr>
-        <w:pStyle w:val="StandardWeb"/>
-        <w:spacing w:after="240" w:afterAutospacing="0"/>
-        <w:rPr>
-          <w:rFonts w:ascii="Calibri" w:hAnsi="Calibri" w:cs="Calibri"/>
-        </w:rPr>
-      </w:pPr>
-      <w:r>
-        <w:rPr>
-          <w:rFonts w:ascii="Calibri" w:hAnsi="Calibri" w:cs="Calibri"/>
-        </w:rPr>
-        <w:t> </w:t>
-      </w:r>
-    </w:p>
-    <w:p>
-      <w:pPr>
-        <w:pStyle w:val="berschrift3"/>
-        <w:rPr>
-          <w:rFonts w:ascii="Calibri" w:hAnsi="Calibri" w:cs="Calibri"/>
-        </w:rPr>
-      </w:pPr>
-      <w:r>
-        <w:rPr>
-          <w:rFonts w:ascii="Calibri" w:hAnsi="Calibri" w:cs="Calibri"/>
-        </w:rPr>
-        <w:t>5.2 Entscheidungen (mit Begründung)</w:t>
-      </w:r>
-    </w:p>
-    <w:p>
-      <w:pPr>
-        <w:pStyle w:val="StandardWeb"/>
-        <w:spacing w:after="240" w:afterAutospacing="0"/>
-        <w:rPr>
-          <w:rFonts w:ascii="Calibri" w:hAnsi="Calibri" w:cs="Calibri"/>
-          <w:sz w:val="22"/>
-          <w:szCs w:val="22"/>
-        </w:rPr>
-      </w:pPr>
-      <w:r>
-        <w:rPr>
-          <w:rFonts w:ascii="Calibri" w:hAnsi="Calibri" w:cs="Calibri"/>
-          <w:sz w:val="22"/>
-          <w:szCs w:val="22"/>
-        </w:rPr>
-        <w:t>Entscheidung:</w:t>
-      </w:r>
-    </w:p>
-    <w:p>
-      <w:pPr>
-        <w:pStyle w:val="StandardWeb"/>
-        <w:spacing w:after="240" w:afterAutospacing="0"/>
-        <w:rPr>
-          <w:rFonts w:ascii="Calibri" w:hAnsi="Calibri" w:cs="Calibri"/>
-          <w:sz w:val="22"/>
-          <w:szCs w:val="22"/>
-        </w:rPr>
-      </w:pPr>
-      <w:r>
-        <w:rPr>
-          <w:rFonts w:ascii="Calibri" w:hAnsi="Calibri" w:cs="Calibri"/>
-          <w:sz w:val="22"/>
-          <w:szCs w:val="22"/>
-        </w:rPr>
-        <w:t xml:space="preserve">Verwendung von </w:t>
-      </w:r>
-      <w:proofErr w:type="spellStart"/>
-      <w:r>
-        <w:rPr>
-          <w:rFonts w:ascii="Calibri" w:hAnsi="Calibri" w:cs="Calibri"/>
-          <w:sz w:val="22"/>
-          <w:szCs w:val="22"/>
-        </w:rPr>
-        <w:t>Podman</w:t>
-      </w:r>
-      <w:proofErr w:type="spellEnd"/>
-      <w:r>
-        <w:rPr>
-          <w:rFonts w:ascii="Calibri" w:hAnsi="Calibri" w:cs="Calibri"/>
-          <w:sz w:val="22"/>
-          <w:szCs w:val="22"/>
-        </w:rPr>
-        <w:t xml:space="preserve"> anstelle von Docker</w:t>
-      </w:r>
-    </w:p>
-    <w:p>
-      <w:pPr>
-        <w:pStyle w:val="StandardWeb"/>
-        <w:spacing w:after="240" w:afterAutospacing="0"/>
-        <w:rPr>
-          <w:rFonts w:ascii="Calibri" w:hAnsi="Calibri" w:cs="Calibri"/>
-          <w:sz w:val="22"/>
-          <w:szCs w:val="22"/>
-        </w:rPr>
-      </w:pPr>
-      <w:r>
-        <w:rPr>
-          <w:rFonts w:ascii="Calibri" w:hAnsi="Calibri" w:cs="Calibri"/>
-          <w:sz w:val="22"/>
-          <w:szCs w:val="22"/>
-        </w:rPr>
-        <w:t>Begründung:</w:t>
-      </w:r>
-    </w:p>
-    <w:p>
-      <w:pPr>
-        <w:pStyle w:val="StandardWeb"/>
-        <w:numPr>
-          <w:ilvl w:val="0"/>
-          <w:numId w:val="51"/>
-        </w:numPr>
-        <w:spacing w:after="240" w:afterAutospacing="0"/>
-        <w:rPr>
-          <w:rFonts w:ascii="Calibri" w:hAnsi="Calibri" w:cs="Calibri"/>
-          <w:sz w:val="22"/>
-          <w:szCs w:val="22"/>
-        </w:rPr>
-      </w:pPr>
-      <w:r>
-        <w:rPr>
-          <w:rFonts w:ascii="Calibri" w:hAnsi="Calibri" w:cs="Calibri"/>
-          <w:sz w:val="22"/>
-          <w:szCs w:val="22"/>
-        </w:rPr>
-        <w:t>Betriebliche Anforderung da keine Docker Lizenzen zur Verfügung stehen</w:t>
-      </w:r>
-    </w:p>
-    <w:p>
-      <w:pPr>
-        <w:pStyle w:val="p1"/>
-        <w:numPr>
-          <w:ilvl w:val="0"/>
-          <w:numId w:val="51"/>
-        </w:numPr>
-        <w:rPr>
-          <w:rFonts w:ascii="Calibri" w:hAnsi="Calibri" w:cs="Calibri"/>
-          <w:sz w:val="22"/>
-          <w:szCs w:val="22"/>
-        </w:rPr>
-      </w:pPr>
-      <w:r>
-        <w:rPr>
-          <w:rFonts w:ascii="Calibri" w:hAnsi="Calibri" w:cs="Calibri"/>
-          <w:sz w:val="22"/>
-          <w:szCs w:val="22"/>
-        </w:rPr>
-        <w:t>Fokus auf containerbasierte Entwicklung ohne Docker-Abhängigkeit</w:t>
-      </w:r>
-    </w:p>
-    <w:p>
-      <w:pPr>
-        <w:pStyle w:val="StandardWeb"/>
-        <w:numPr>
-          <w:ilvl w:val="0"/>
-          <w:numId w:val="51"/>
-        </w:numPr>
-        <w:spacing w:after="240" w:afterAutospacing="0"/>
-        <w:rPr>
-          <w:rFonts w:ascii="Calibri" w:hAnsi="Calibri" w:cs="Calibri"/>
-          <w:sz w:val="22"/>
-          <w:szCs w:val="22"/>
-        </w:rPr>
-      </w:pPr>
-      <w:r>
-        <w:rPr>
-          <w:rFonts w:ascii="Calibri" w:hAnsi="Calibri" w:cs="Calibri"/>
-          <w:sz w:val="22"/>
-          <w:szCs w:val="22"/>
-        </w:rPr>
-        <w:t xml:space="preserve">Moderne und </w:t>
-      </w:r>
-      <w:proofErr w:type="spellStart"/>
-      <w:r>
-        <w:rPr>
-          <w:rFonts w:ascii="Calibri" w:hAnsi="Calibri" w:cs="Calibri"/>
-          <w:sz w:val="22"/>
-          <w:szCs w:val="22"/>
-        </w:rPr>
-        <w:t>daemonlose</w:t>
-      </w:r>
-      <w:proofErr w:type="spellEnd"/>
-      <w:r>
-        <w:rPr>
-          <w:rFonts w:ascii="Calibri" w:hAnsi="Calibri" w:cs="Calibri"/>
-          <w:sz w:val="22"/>
-          <w:szCs w:val="22"/>
-        </w:rPr>
-        <w:t xml:space="preserve"> Architektur</w:t>
-      </w:r>
-    </w:p>
-    <w:p>
-      <w:pPr>
-        <w:pStyle w:val="StandardWeb"/>
-        <w:spacing w:after="240" w:afterAutospacing="0"/>
-        <w:rPr>
-          <w:rFonts w:ascii="Calibri" w:hAnsi="Calibri" w:cs="Calibri"/>
-          <w:sz w:val="22"/>
-          <w:szCs w:val="22"/>
-        </w:rPr>
-      </w:pPr>
-      <w:r>
-        <w:rPr>
-          <w:rFonts w:ascii="Calibri" w:hAnsi="Calibri" w:cs="Calibri"/>
-          <w:sz w:val="22"/>
-          <w:szCs w:val="22"/>
-        </w:rPr>
-        <w:t>Alternativen:</w:t>
-      </w:r>
-    </w:p>
-    <w:p>
-      <w:pPr>
-        <w:pStyle w:val="StandardWeb"/>
-        <w:numPr>
-          <w:ilvl w:val="0"/>
-          <w:numId w:val="52"/>
-        </w:numPr>
-        <w:spacing w:after="240" w:afterAutospacing="0"/>
-        <w:rPr>
-          <w:rFonts w:ascii="Calibri" w:hAnsi="Calibri" w:cs="Calibri"/>
-          <w:sz w:val="22"/>
-          <w:szCs w:val="22"/>
-        </w:rPr>
-      </w:pPr>
-      <w:r>
-        <w:rPr>
-          <w:rFonts w:ascii="Calibri" w:hAnsi="Calibri" w:cs="Calibri"/>
-          <w:sz w:val="22"/>
-          <w:szCs w:val="22"/>
-        </w:rPr>
-        <w:t>D</w:t>
-      </w:r>
-      <w:r>
-        <w:rPr>
-          <w:rFonts w:ascii="Calibri" w:hAnsi="Calibri" w:cs="Calibri"/>
-          <w:sz w:val="22"/>
-          <w:szCs w:val="22"/>
-        </w:rPr>
-        <w:t xml:space="preserve">ocker </w:t>
-      </w:r>
-      <w:r>
-        <w:rPr>
-          <w:rFonts w:ascii="Calibri" w:hAnsi="Calibri" w:cs="Calibri"/>
-          <w:sz w:val="22"/>
-          <w:szCs w:val="22"/>
-        </w:rPr>
-        <w:t xml:space="preserve">durch Lizenzgebühren nicht für das Projekt geeignet </w:t>
-      </w:r>
-    </w:p>
-    <w:p>
-      <w:pPr>
-        <w:pStyle w:val="StandardWeb"/>
-        <w:spacing w:after="240" w:afterAutospacing="0"/>
-        <w:rPr>
-          <w:rFonts w:ascii="Calibri" w:hAnsi="Calibri" w:cs="Calibri"/>
-        </w:rPr>
-      </w:pPr>
-      <w:r>
-        <w:rPr>
-          <w:rFonts w:ascii="Calibri" w:hAnsi="Calibri" w:cs="Calibri"/>
-        </w:rPr>
-        <w:t> </w:t>
-      </w:r>
-    </w:p>
-    <w:p>
-      <w:pPr>
-        <w:pStyle w:val="StandardWeb"/>
-        <w:spacing w:after="240" w:afterAutospacing="0"/>
-        <w:rPr>
-          <w:rFonts w:ascii="Calibri" w:hAnsi="Calibri" w:cs="Calibri"/>
-        </w:rPr>
-      </w:pPr>
-      <w:r>
-        <w:rPr>
-          <w:rFonts w:ascii="Calibri" w:hAnsi="Calibri" w:cs="Calibri"/>
-        </w:rPr>
-        <w:t> </w:t>
-      </w:r>
-    </w:p>
-    <w:p>
-      <w:pPr>
-        <w:rPr>
-          <w:rFonts w:ascii="Calibri" w:hAnsi="Calibri" w:cs="Calibri"/>
-        </w:rPr>
-      </w:pPr>
-    </w:p>
-    <w:p>
-      <w:pPr>
-        <w:pStyle w:val="StandardWeb"/>
-        <w:spacing w:after="240" w:afterAutospacing="0"/>
-        <w:rPr>
-          <w:rFonts w:ascii="Calibri" w:hAnsi="Calibri" w:cs="Calibri"/>
-        </w:rPr>
-      </w:pPr>
-      <w:r>
-        <w:rPr>
-          <w:rFonts w:ascii="Calibri" w:hAnsi="Calibri" w:cs="Calibri"/>
-        </w:rPr>
-        <w:t> </w:t>
-      </w:r>
-    </w:p>
-    <w:p>
-      <w:pPr>
-        <w:pStyle w:val="StandardWeb"/>
-        <w:spacing w:after="240" w:afterAutospacing="0"/>
-        <w:rPr>
-          <w:rFonts w:ascii="Calibri" w:hAnsi="Calibri" w:cs="Calibri"/>
-        </w:rPr>
-      </w:pPr>
-      <w:r>
-        <w:rPr>
-          <w:rFonts w:ascii="Calibri" w:hAnsi="Calibri" w:cs="Calibri"/>
-        </w:rPr>
-        <w:t> </w:t>
-      </w:r>
-    </w:p>
-    <w:bookmarkEnd w:id="1"/>
-    <w:p>
-      <w:pPr>
-        <w:pStyle w:val="berschrift2"/>
-        <w:rPr>
-          <w:rFonts w:ascii="Calibri" w:hAnsi="Calibri" w:cs="Calibri"/>
-        </w:rPr>
-      </w:pPr>
-      <w:r>
-        <w:rPr>
-          <w:rFonts w:ascii="Calibri" w:hAnsi="Calibri" w:cs="Calibri"/>
-        </w:rPr>
-        <w:t>Anhang</w:t>
-      </w:r>
-    </w:p>
-    <w:p>
-      <w:pPr>
-        <w:rPr>
-          <w:rFonts w:ascii="Calibri" w:hAnsi="Calibri" w:cs="Calibri"/>
-        </w:rPr>
-      </w:pPr>
-    </w:p>
-    <w:p>
-      <w:pPr>
         <w:rPr>
           <w:rFonts w:ascii="Calibri" w:hAnsi="Calibri" w:cs="Calibri"/>
         </w:rPr>
@@ -13637,6 +11696,7 @@
   <w:style w:type="character" w:default="1" w:styleId="Absatz-Standardschriftart">
     <w:name w:val="Default Paragraph Font"/>
     <w:uiPriority w:val="1"/>
+    <w:semiHidden/>
     <w:unhideWhenUsed/>
   </w:style>
   <w:style w:type="table" w:default="1" w:styleId="NormaleTabelle">
@@ -13953,7 +12013,6 @@
     <w:name w:val="Normal (Web)"/>
     <w:basedOn w:val="Standard"/>
     <w:uiPriority w:val="99"/>
-    <w:semiHidden/>
     <w:unhideWhenUsed/>
     <w:rsid w:val="00E14E6C"/>
     <w:pPr>
